--- a/tillsyn/A 62060-2025 tillsynsbegäran.docx
+++ b/tillsyn/A 62060-2025 tillsynsbegäran.docx
@@ -448,7 +448,7 @@
     <w:r>
       <w:tab/>
       <w:tab/>
-      <w:t>2025-12-19</w:t>
+      <w:t>2025-12-20</w:t>
       <w:br/>
       <w:br/>
     </w:r>

--- a/tillsyn/A 62060-2025 tillsynsbegäran.docx
+++ b/tillsyn/A 62060-2025 tillsynsbegäran.docx
@@ -448,7 +448,7 @@
     <w:r>
       <w:tab/>
       <w:tab/>
-      <w:t>2025-12-20</w:t>
+      <w:t>2025-12-21</w:t>
       <w:br/>
       <w:br/>
     </w:r>

--- a/tillsyn/A 62060-2025 tillsynsbegäran.docx
+++ b/tillsyn/A 62060-2025 tillsynsbegäran.docx
@@ -448,7 +448,7 @@
     <w:r>
       <w:tab/>
       <w:tab/>
-      <w:t>2025-12-21</w:t>
+      <w:t>2025-12-22</w:t>
       <w:br/>
       <w:br/>
     </w:r>

--- a/tillsyn/A 62060-2025 tillsynsbegäran.docx
+++ b/tillsyn/A 62060-2025 tillsynsbegäran.docx
@@ -448,7 +448,7 @@
     <w:r>
       <w:tab/>
       <w:tab/>
-      <w:t>2025-12-22</w:t>
+      <w:t>2025-12-26</w:t>
       <w:br/>
       <w:br/>
     </w:r>

--- a/tillsyn/A 62060-2025 tillsynsbegäran.docx
+++ b/tillsyn/A 62060-2025 tillsynsbegäran.docx
@@ -448,7 +448,7 @@
     <w:r>
       <w:tab/>
       <w:tab/>
-      <w:t>2025-12-26</w:t>
+      <w:t>2025-12-28</w:t>
       <w:br/>
       <w:br/>
     </w:r>

--- a/tillsyn/A 62060-2025 tillsynsbegäran.docx
+++ b/tillsyn/A 62060-2025 tillsynsbegäran.docx
@@ -448,7 +448,7 @@
     <w:r>
       <w:tab/>
       <w:tab/>
-      <w:t>2025-12-28</w:t>
+      <w:t>2025-12-29</w:t>
       <w:br/>
       <w:br/>
     </w:r>

--- a/tillsyn/A 62060-2025 tillsynsbegäran.docx
+++ b/tillsyn/A 62060-2025 tillsynsbegäran.docx
@@ -448,7 +448,7 @@
     <w:r>
       <w:tab/>
       <w:tab/>
-      <w:t>2025-12-29</w:t>
+      <w:t>2025-12-30</w:t>
       <w:br/>
       <w:br/>
     </w:r>

--- a/tillsyn/A 62060-2025 tillsynsbegäran.docx
+++ b/tillsyn/A 62060-2025 tillsynsbegäran.docx
@@ -448,7 +448,7 @@
     <w:r>
       <w:tab/>
       <w:tab/>
-      <w:t>2025-12-30</w:t>
+      <w:t>2025-12-31</w:t>
       <w:br/>
       <w:br/>
     </w:r>

--- a/tillsyn/A 62060-2025 tillsynsbegäran.docx
+++ b/tillsyn/A 62060-2025 tillsynsbegäran.docx
@@ -448,7 +448,7 @@
     <w:r>
       <w:tab/>
       <w:tab/>
-      <w:t>2025-12-31</w:t>
+      <w:t>2026-01-03</w:t>
       <w:br/>
       <w:br/>
     </w:r>

--- a/tillsyn/A 62060-2025 tillsynsbegäran.docx
+++ b/tillsyn/A 62060-2025 tillsynsbegäran.docx
@@ -448,7 +448,7 @@
     <w:r>
       <w:tab/>
       <w:tab/>
-      <w:t>2026-01-07</w:t>
+      <w:t>2026-01-08</w:t>
       <w:br/>
       <w:br/>
     </w:r>

--- a/tillsyn/A 62060-2025 tillsynsbegäran.docx
+++ b/tillsyn/A 62060-2025 tillsynsbegäran.docx
@@ -448,7 +448,7 @@
     <w:r>
       <w:tab/>
       <w:tab/>
-      <w:t>2026-01-08</w:t>
+      <w:t>2026-01-09</w:t>
       <w:br/>
       <w:br/>
     </w:r>

--- a/tillsyn/A 62060-2025 tillsynsbegäran.docx
+++ b/tillsyn/A 62060-2025 tillsynsbegäran.docx
@@ -448,7 +448,7 @@
     <w:r>
       <w:tab/>
       <w:tab/>
-      <w:t>2026-01-09</w:t>
+      <w:t>2026-01-10</w:t>
       <w:br/>
       <w:br/>
     </w:r>

--- a/tillsyn/A 62060-2025 tillsynsbegäran.docx
+++ b/tillsyn/A 62060-2025 tillsynsbegäran.docx
@@ -448,7 +448,7 @@
     <w:r>
       <w:tab/>
       <w:tab/>
-      <w:t>2026-01-10</w:t>
+      <w:t>2026-01-11</w:t>
       <w:br/>
       <w:br/>
     </w:r>

--- a/tillsyn/A 62060-2025 tillsynsbegäran.docx
+++ b/tillsyn/A 62060-2025 tillsynsbegäran.docx
@@ -448,7 +448,7 @@
     <w:r>
       <w:tab/>
       <w:tab/>
-      <w:t>2026-01-11</w:t>
+      <w:t>2026-01-12</w:t>
       <w:br/>
       <w:br/>
     </w:r>

--- a/tillsyn/A 62060-2025 tillsynsbegäran.docx
+++ b/tillsyn/A 62060-2025 tillsynsbegäran.docx
@@ -448,7 +448,7 @@
     <w:r>
       <w:tab/>
       <w:tab/>
-      <w:t>2026-01-12</w:t>
+      <w:t>2026-01-13</w:t>
       <w:br/>
       <w:br/>
     </w:r>

--- a/tillsyn/A 62060-2025 tillsynsbegäran.docx
+++ b/tillsyn/A 62060-2025 tillsynsbegäran.docx
@@ -448,7 +448,7 @@
     <w:r>
       <w:tab/>
       <w:tab/>
-      <w:t>2026-01-13</w:t>
+      <w:t>2026-01-14</w:t>
       <w:br/>
       <w:br/>
     </w:r>

--- a/tillsyn/A 62060-2025 tillsynsbegäran.docx
+++ b/tillsyn/A 62060-2025 tillsynsbegäran.docx
@@ -448,7 +448,7 @@
     <w:r>
       <w:tab/>
       <w:tab/>
-      <w:t>2026-01-14</w:t>
+      <w:t>2026-01-15</w:t>
       <w:br/>
       <w:br/>
     </w:r>

--- a/tillsyn/A 62060-2025 tillsynsbegäran.docx
+++ b/tillsyn/A 62060-2025 tillsynsbegäran.docx
@@ -448,7 +448,7 @@
     <w:r>
       <w:tab/>
       <w:tab/>
-      <w:t>2026-01-15</w:t>
+      <w:t>2026-01-16</w:t>
       <w:br/>
       <w:br/>
     </w:r>

--- a/tillsyn/A 62060-2025 tillsynsbegäran.docx
+++ b/tillsyn/A 62060-2025 tillsynsbegäran.docx
@@ -448,7 +448,7 @@
     <w:r>
       <w:tab/>
       <w:tab/>
-      <w:t>2026-01-16</w:t>
+      <w:t>2026-01-17</w:t>
       <w:br/>
       <w:br/>
     </w:r>

--- a/tillsyn/A 62060-2025 tillsynsbegäran.docx
+++ b/tillsyn/A 62060-2025 tillsynsbegäran.docx
@@ -448,7 +448,7 @@
     <w:r>
       <w:tab/>
       <w:tab/>
-      <w:t>2026-01-17</w:t>
+      <w:t>2026-01-18</w:t>
       <w:br/>
       <w:br/>
     </w:r>

--- a/tillsyn/A 62060-2025 tillsynsbegäran.docx
+++ b/tillsyn/A 62060-2025 tillsynsbegäran.docx
@@ -448,7 +448,7 @@
     <w:r>
       <w:tab/>
       <w:tab/>
-      <w:t>2026-01-18</w:t>
+      <w:t>2026-01-19</w:t>
       <w:br/>
       <w:br/>
     </w:r>

--- a/tillsyn/A 62060-2025 tillsynsbegäran.docx
+++ b/tillsyn/A 62060-2025 tillsynsbegäran.docx
@@ -448,7 +448,7 @@
     <w:r>
       <w:tab/>
       <w:tab/>
-      <w:t>2026-01-19</w:t>
+      <w:t>2026-01-20</w:t>
       <w:br/>
       <w:br/>
     </w:r>

--- a/tillsyn/A 62060-2025 tillsynsbegäran.docx
+++ b/tillsyn/A 62060-2025 tillsynsbegäran.docx
@@ -448,7 +448,7 @@
     <w:r>
       <w:tab/>
       <w:tab/>
-      <w:t>2026-01-20</w:t>
+      <w:t>2026-01-21</w:t>
       <w:br/>
       <w:br/>
     </w:r>

--- a/tillsyn/A 62060-2025 tillsynsbegäran.docx
+++ b/tillsyn/A 62060-2025 tillsynsbegäran.docx
@@ -448,7 +448,7 @@
     <w:r>
       <w:tab/>
       <w:tab/>
-      <w:t>2026-01-21</w:t>
+      <w:t>2026-01-23</w:t>
       <w:br/>
       <w:br/>
     </w:r>

--- a/tillsyn/A 62060-2025 tillsynsbegäran.docx
+++ b/tillsyn/A 62060-2025 tillsynsbegäran.docx
@@ -448,7 +448,7 @@
     <w:r>
       <w:tab/>
       <w:tab/>
-      <w:t>2026-01-23</w:t>
+      <w:t>2026-01-24</w:t>
       <w:br/>
       <w:br/>
     </w:r>

--- a/tillsyn/A 62060-2025 tillsynsbegäran.docx
+++ b/tillsyn/A 62060-2025 tillsynsbegäran.docx
@@ -448,7 +448,7 @@
     <w:r>
       <w:tab/>
       <w:tab/>
-      <w:t>2026-01-24</w:t>
+      <w:t>2026-01-25</w:t>
       <w:br/>
       <w:br/>
     </w:r>

--- a/tillsyn/A 62060-2025 tillsynsbegäran.docx
+++ b/tillsyn/A 62060-2025 tillsynsbegäran.docx
@@ -448,7 +448,7 @@
     <w:r>
       <w:tab/>
       <w:tab/>
-      <w:t>2026-01-25</w:t>
+      <w:t>2026-01-26</w:t>
       <w:br/>
       <w:br/>
     </w:r>

--- a/tillsyn/A 62060-2025 tillsynsbegäran.docx
+++ b/tillsyn/A 62060-2025 tillsynsbegäran.docx
@@ -448,7 +448,7 @@
     <w:r>
       <w:tab/>
       <w:tab/>
-      <w:t>2026-01-26</w:t>
+      <w:t>2026-01-27</w:t>
       <w:br/>
       <w:br/>
     </w:r>

--- a/tillsyn/A 62060-2025 tillsynsbegäran.docx
+++ b/tillsyn/A 62060-2025 tillsynsbegäran.docx
@@ -448,7 +448,7 @@
     <w:r>
       <w:tab/>
       <w:tab/>
-      <w:t>2026-01-27</w:t>
+      <w:t>2026-01-28</w:t>
       <w:br/>
       <w:br/>
     </w:r>

--- a/tillsyn/A 62060-2025 tillsynsbegäran.docx
+++ b/tillsyn/A 62060-2025 tillsynsbegäran.docx
@@ -95,6 +95,26 @@
         <w:rPr>
           <w:b/>
         </w:rPr>
+        <w:t>Dropptaggsvamp</w:t>
+      </w:r>
+      <w:r>
+        <w:t xml:space="preserve"> bildar mykorrhiza med tall, huvudsakligen i äldre skog. Total population i landet bedöms ha minskat och fortsatt minska på grund av slutavverkningar och förhöja kvävenivåer i marken som en följd av skogsgödsling. Dropptaggsvamp är typisk art för </w:t>
+      </w:r>
+      <w:r>
+        <w:rPr>
+          <w:i/>
+        </w:rPr>
+        <w:t xml:space="preserve">9010 Taiga </w:t>
+      </w:r>
+      <w:r>
+        <w:t>(SLU Artdatabanken, 2025).</w:t>
+      </w:r>
+    </w:p>
+    <w:p>
+      <w:r>
+        <w:rPr>
+          <w:b/>
+        </w:rPr>
         <w:t xml:space="preserve">Skrovlig taggsvamp (NT) </w:t>
       </w:r>
       <w:r>
@@ -136,7 +156,25 @@
         <w:t>Tretåig hackspett (NT, §4)</w:t>
       </w:r>
       <w:r>
-        <w:t xml:space="preserve"> är rödlistad som nära hotad och ingår i bilaga 1 i EU:s fågeldirektiv. Tretåig hackspett är för sin överlevnad beroende av kontinuerlig tillförsel av äldre döende och död ved, som sker genom naturliga självgallringsprocesser i äldre grannaturskogar och barrblandade naturskogar. Om en skog genom skogsbruk gallras eller glesas ur så upphör och uteblir i stort sett den naturliga självgallringsprocessen för mycket lång tid framöver vilket omöjliggör upprätthållandet av den kontinuerliga ekologiska funktionen i ett område. Det finns studier som visar att naturskogens självgallringsprocess som den tretåiga hackspetten är beroende av, inte kan ersättas med efterlämnad hänsyn i skogsbruket (Imbeau &amp; Desrochers, 2002). Storleken på häckningsreviret varierar med skogstypen, förekomsten av död ved och graden av fragmentering, men är i allmänhet i storleksordningen 25–100 hektar. Vintertid krävs ofta betydligt större områden och det finns studier som antyder att arten behöver minst 100 hektar äldre skog. I områden med låg bonitet kan det behövas över 200 hektar lämpligt habitat för att ett par ska kunna reproducera sig. Områden med dokumenterad permanent förekomst i naturskogsmiljöer har vanligen så stora naturvärden att skogsbruk är olämpligt (Skogsstyrelsen, 2016).</w:t>
+        <w:t xml:space="preserve"> är rödlistad som nära hotad och ingår i bilaga 1 i EU:s fågeldirektiv. Tretåig hackspett är för sin överlevnad beroende av kontinuerlig tillförsel av äldre döende och död ved, som sker genom naturliga självgallringsprocesser i äldre grannaturskogar och barrblandade naturskogar. Om en skog genom skogsbruk gallras eller glesas ur så upphör och uteblir i stort sett den naturliga självgallringsprocessen för mycket lång tid framöver vilket omöjliggör upprätthållandet av den kontinuerliga ekologiska funktionen i ett område. Det finns studier som visar att naturskogens självgallringsprocess som den tretåiga hackspetten är beroende av, inte kan ersättas med efterlämnad hänsyn i skogsbruket (Imbeau &amp; Desrochers, 2002). Storleken på häckningsreviret varierar med skogstypen, förekomsten av död ved och graden av fragmentering, men är i allmänhet i storleksordningen 25–100 hektar. Vintertid krävs ofta betydligt större områden och det finns studier som antyder att arten behöver minst 100 hektar äldre skog. I områden med låg bonitet kan det behövas över 200 hektar lämpligt habitat för att ett par ska kunna reproducera sig. Områden med dokumenterad permanent förekomst i naturskogsmiljöer har vanligen så stora naturvärden att skogsbruk är olämpligt. Tretåig hackspett är typisk art för </w:t>
+      </w:r>
+      <w:r>
+        <w:rPr>
+          <w:i/>
+        </w:rPr>
+        <w:t xml:space="preserve">9010 Taiga, 9740 Skogsbevuxen myr, 9030 Landhöjningsskog </w:t>
+      </w:r>
+      <w:r>
+        <w:t xml:space="preserve">och </w:t>
+      </w:r>
+      <w:r>
+        <w:rPr>
+          <w:i/>
+        </w:rPr>
+        <w:t>9040 Fjällbjörkskog</w:t>
+      </w:r>
+      <w:r>
+        <w:t xml:space="preserve"> (Skogsstyrelsen, 2016; SLU Artdatabanken, 2024).</w:t>
       </w:r>
     </w:p>
     <w:p>
@@ -182,7 +220,16 @@
         <w:rPr>
           <w:i/>
         </w:rPr>
-        <w:t>“Områden med dokumenterad permanent förekomst i naturskogsmiljöer har vanligen så stora naturvärden att skogsbruk är olämpligt”.</w:t>
+        <w:t>“Områden med dokumenterad permanent förekomst i naturskogsmiljöer har vanligen så stora naturvärden att skogsbruk är olämpligt”</w:t>
+      </w:r>
+      <w:r>
+        <w:t xml:space="preserve"> (SLU Artdatabanken, 2024; Skogsstyrelsen, 2016)</w:t>
+      </w:r>
+      <w:r>
+        <w:rPr>
+          <w:i/>
+        </w:rPr>
+        <w:t>.</w:t>
       </w:r>
     </w:p>
     <w:p>
@@ -192,12 +239,30 @@
     </w:p>
     <w:p>
       <w:r>
-        <w:t>Permanenta revir av tretåig hackspett karaktäriseras ofta av artens typiska ringformigt ordnade hackmärken på framför allt gamla granar. För att säkerställa att inte revir av tretåig hackspett drabbas av avverkningsplanerna bör en inventering göras i området både under häckningstid och under vintern, då arten utnyttjar betydligt större områden än under sommarens häckningsrevir. Storleken på häckningsreviret varierar med skogstypen, förekomsten av död ved och graden av fragmentering, men är i allmänhet i storleksordningen 25–100 hektar.</w:t>
+        <w:t>Permanenta revir av tretåig hackspett karaktäriseras ofta av artens typiska ringformigt ordnade hackmärken på framför allt gamla granar. För att säkerställa att inte revir av tretåig hackspett drabbas av avverkningsplanerna bör en inventering göras i området både under häckningstid och under vintern, då arten utnyttjar betydligt större områden än under sommarens häckningsrevir. Storleken på häckningsreviret varierar med skogstypen, förekomsten av död ved och graden av fragmentering, men är i allmänhet i storleksordningen 25–100 hektar (SLU Artdatabanken, 2024; Skogsstyrelsen, 2016).</w:t>
       </w:r>
     </w:p>
     <w:p>
       <w:r>
-        <w:t>Förutom fridlysning enligt §4 Artskyddsförordningen är tretåig hackspett även förtecknad i EU:s fågeldirektiv bilaga 1. Den ingår också i Natura 2000 och är förtecknad i Bernkonventionen bilaga II (strikt skyddade djurarter).</w:t>
+        <w:t xml:space="preserve">Förutom fridlysning enligt §4 Artskyddsförordningen är tretåig hackspett även förtecknad i EU:s fågeldirektiv bilaga 1. Den är typisk art för </w:t>
+      </w:r>
+      <w:r>
+        <w:rPr>
+          <w:i/>
+        </w:rPr>
+        <w:t xml:space="preserve">9010 Taiga, 9740 Skogsbevuxen myr, 9030 Landhöjningsskog </w:t>
+      </w:r>
+      <w:r>
+        <w:t xml:space="preserve">och </w:t>
+      </w:r>
+      <w:r>
+        <w:rPr>
+          <w:i/>
+        </w:rPr>
+        <w:t>9040 Fjällbjörkskog</w:t>
+      </w:r>
+      <w:r>
+        <w:t xml:space="preserve"> samt ingår i Natura 2000 och är förtecknad i Bernkonventionen bilaga II (strikt skyddade djurarter) (SLU Artdatabanken, 2024; Skogsstyrelsen, 2016).</w:t>
       </w:r>
     </w:p>
     <w:p>
@@ -219,7 +284,7 @@
         <w:t xml:space="preserve">Förekomst av tretåig hackspett Picoides tridactylus på bestånds- och landskapsnivå. </w:t>
       </w:r>
       <w:r>
-        <w:t>Ornis Svecica 6: 107–119</w:t>
+        <w:t>Ornis Svecica 6: 107–119.</w:t>
       </w:r>
     </w:p>
     <w:p>
@@ -233,7 +298,7 @@
         <w:t xml:space="preserve">Dead wood threshold values for the three-toed woodpecker presence in boreal and sub-Alpine forest. </w:t>
       </w:r>
       <w:r>
-        <w:t>Biological conservation 119(3): 305–318</w:t>
+        <w:t>Biological conservation 119(3): 305–318.</w:t>
       </w:r>
     </w:p>
     <w:p>
@@ -272,10 +337,21 @@
         <w:rPr>
           <w:i/>
         </w:rPr>
-        <w:t xml:space="preserve">Vägledning för hänsyn till fåglar – Tretåig hackspett. </w:t>
+        <w:t>Vägledning för hänsyn till fåglar – Tretåig hackspett.</w:t>
+      </w:r>
+    </w:p>
+    <w:p>
+      <w:r>
+        <w:t xml:space="preserve">SLU Artdatabanken, 2024. </w:t>
       </w:r>
       <w:r>
-        <w:t>www.skogsstyrelsen.se</w:t>
+        <w:rPr>
+          <w:i/>
+        </w:rPr>
+        <w:t xml:space="preserve">Artfaktablad. Naturvård – artfakta. </w:t>
+      </w:r>
+      <w:r>
+        <w:t>SLU Artdatabanken, Uppsala.</w:t>
       </w:r>
     </w:p>
     <w:p>
@@ -303,7 +379,7 @@
         <w:t xml:space="preserve">Population trends of forest birds in a Finnish Lapland landscape of large habitat blocks – Consequences of stochastic environmental variation or regional habitat alteration. </w:t>
       </w:r>
       <w:r>
-        <w:t>Biological conservation 56(2): 223–240</w:t>
+        <w:t>Biological conservation 56(2): 223–240.</w:t>
       </w:r>
     </w:p>
     <w:p>
@@ -448,7 +524,7 @@
     <w:r>
       <w:tab/>
       <w:tab/>
-      <w:t>2026-01-28</w:t>
+      <w:t>2026-01-29</w:t>
       <w:br/>
       <w:br/>
     </w:r>

--- a/tillsyn/A 62060-2025 tillsynsbegäran.docx
+++ b/tillsyn/A 62060-2025 tillsynsbegäran.docx
@@ -524,7 +524,7 @@
     <w:r>
       <w:tab/>
       <w:tab/>
-      <w:t>2026-01-29</w:t>
+      <w:t>2026-01-30</w:t>
       <w:br/>
       <w:br/>
     </w:r>

--- a/tillsyn/A 62060-2025 tillsynsbegäran.docx
+++ b/tillsyn/A 62060-2025 tillsynsbegäran.docx
@@ -524,7 +524,7 @@
     <w:r>
       <w:tab/>
       <w:tab/>
-      <w:t>2026-01-30</w:t>
+      <w:t>2026-01-31</w:t>
       <w:br/>
       <w:br/>
     </w:r>

--- a/tillsyn/A 62060-2025 tillsynsbegäran.docx
+++ b/tillsyn/A 62060-2025 tillsynsbegäran.docx
@@ -524,7 +524,7 @@
     <w:r>
       <w:tab/>
       <w:tab/>
-      <w:t>2026-03-01</w:t>
+      <w:t>2026-03-02</w:t>
       <w:br/>
       <w:br/>
     </w:r>

--- a/tillsyn/A 62060-2025 tillsynsbegäran.docx
+++ b/tillsyn/A 62060-2025 tillsynsbegäran.docx
@@ -524,7 +524,7 @@
     <w:r>
       <w:tab/>
       <w:tab/>
-      <w:t>2026-03-02</w:t>
+      <w:t>2026-03-03</w:t>
       <w:br/>
       <w:br/>
     </w:r>

--- a/tillsyn/A 62060-2025 tillsynsbegäran.docx
+++ b/tillsyn/A 62060-2025 tillsynsbegäran.docx
@@ -524,7 +524,7 @@
     <w:r>
       <w:tab/>
       <w:tab/>
-      <w:t>2026-03-03</w:t>
+      <w:t>2026-03-04</w:t>
       <w:br/>
       <w:br/>
     </w:r>

--- a/tillsyn/A 62060-2025 tillsynsbegäran.docx
+++ b/tillsyn/A 62060-2025 tillsynsbegäran.docx
@@ -524,7 +524,7 @@
     <w:r>
       <w:tab/>
       <w:tab/>
-      <w:t>2026-03-04</w:t>
+      <w:t>2026-03-05</w:t>
       <w:br/>
       <w:br/>
     </w:r>

--- a/tillsyn/A 62060-2025 tillsynsbegäran.docx
+++ b/tillsyn/A 62060-2025 tillsynsbegäran.docx
@@ -524,7 +524,7 @@
     <w:r>
       <w:tab/>
       <w:tab/>
-      <w:t>2026-03-05</w:t>
+      <w:t>2026-03-06</w:t>
       <w:br/>
       <w:br/>
     </w:r>

--- a/tillsyn/A 62060-2025 tillsynsbegäran.docx
+++ b/tillsyn/A 62060-2025 tillsynsbegäran.docx
@@ -524,7 +524,7 @@
     <w:r>
       <w:tab/>
       <w:tab/>
-      <w:t>2026-03-06</w:t>
+      <w:t>2026-03-07</w:t>
       <w:br/>
       <w:br/>
     </w:r>

--- a/tillsyn/A 62060-2025 tillsynsbegäran.docx
+++ b/tillsyn/A 62060-2025 tillsynsbegäran.docx
@@ -524,7 +524,7 @@
     <w:r>
       <w:tab/>
       <w:tab/>
-      <w:t>2026-03-07</w:t>
+      <w:t>2026-03-08</w:t>
       <w:br/>
       <w:br/>
     </w:r>

--- a/tillsyn/A 62060-2025 tillsynsbegäran.docx
+++ b/tillsyn/A 62060-2025 tillsynsbegäran.docx
@@ -524,7 +524,7 @@
     <w:r>
       <w:tab/>
       <w:tab/>
-      <w:t>2026-03-08</w:t>
+      <w:t>2026-03-09</w:t>
       <w:br/>
       <w:br/>
     </w:r>

--- a/tillsyn/A 62060-2025 tillsynsbegäran.docx
+++ b/tillsyn/A 62060-2025 tillsynsbegäran.docx
@@ -524,7 +524,7 @@
     <w:r>
       <w:tab/>
       <w:tab/>
-      <w:t>2026-03-09</w:t>
+      <w:t>2026-03-10</w:t>
       <w:br/>
       <w:br/>
     </w:r>

--- a/tillsyn/A 62060-2025 tillsynsbegäran.docx
+++ b/tillsyn/A 62060-2025 tillsynsbegäran.docx
@@ -524,7 +524,7 @@
     <w:r>
       <w:tab/>
       <w:tab/>
-      <w:t>2026-03-10</w:t>
+      <w:t>2026-03-11</w:t>
       <w:br/>
       <w:br/>
     </w:r>

--- a/tillsyn/A 62060-2025 tillsynsbegäran.docx
+++ b/tillsyn/A 62060-2025 tillsynsbegäran.docx
@@ -524,7 +524,7 @@
     <w:r>
       <w:tab/>
       <w:tab/>
-      <w:t>2026-03-11</w:t>
+      <w:t>2026-03-12</w:t>
       <w:br/>
       <w:br/>
     </w:r>

--- a/tillsyn/A 62060-2025 tillsynsbegäran.docx
+++ b/tillsyn/A 62060-2025 tillsynsbegäran.docx
@@ -524,7 +524,7 @@
     <w:r>
       <w:tab/>
       <w:tab/>
-      <w:t>2026-03-12</w:t>
+      <w:t>2026-03-13</w:t>
       <w:br/>
       <w:br/>
     </w:r>

--- a/tillsyn/A 62060-2025 tillsynsbegäran.docx
+++ b/tillsyn/A 62060-2025 tillsynsbegäran.docx
@@ -524,7 +524,7 @@
     <w:r>
       <w:tab/>
       <w:tab/>
-      <w:t>2026-03-13</w:t>
+      <w:t>2026-03-16</w:t>
       <w:br/>
       <w:br/>
     </w:r>

--- a/tillsyn/A 62060-2025 tillsynsbegäran.docx
+++ b/tillsyn/A 62060-2025 tillsynsbegäran.docx
@@ -524,7 +524,7 @@
     <w:r>
       <w:tab/>
       <w:tab/>
-      <w:t>2026-03-16</w:t>
+      <w:t>2026-03-17</w:t>
       <w:br/>
       <w:br/>
     </w:r>

--- a/tillsyn/A 62060-2025 tillsynsbegäran.docx
+++ b/tillsyn/A 62060-2025 tillsynsbegäran.docx
@@ -524,7 +524,7 @@
     <w:r>
       <w:tab/>
       <w:tab/>
-      <w:t>2026-03-17</w:t>
+      <w:t>2026-03-18</w:t>
       <w:br/>
       <w:br/>
     </w:r>

--- a/tillsyn/A 62060-2025 tillsynsbegäran.docx
+++ b/tillsyn/A 62060-2025 tillsynsbegäran.docx
@@ -524,7 +524,7 @@
     <w:r>
       <w:tab/>
       <w:tab/>
-      <w:t>2026-03-18</w:t>
+      <w:t>2026-03-19</w:t>
       <w:br/>
       <w:br/>
     </w:r>

--- a/tillsyn/A 62060-2025 tillsynsbegäran.docx
+++ b/tillsyn/A 62060-2025 tillsynsbegäran.docx
@@ -524,7 +524,7 @@
     <w:r>
       <w:tab/>
       <w:tab/>
-      <w:t>2026-03-19</w:t>
+      <w:t>2026-03-20</w:t>
       <w:br/>
       <w:br/>
     </w:r>

--- a/tillsyn/A 62060-2025 tillsynsbegäran.docx
+++ b/tillsyn/A 62060-2025 tillsynsbegäran.docx
@@ -524,7 +524,7 @@
     <w:r>
       <w:tab/>
       <w:tab/>
-      <w:t>2026-03-20</w:t>
+      <w:t>2026-03-21</w:t>
       <w:br/>
       <w:br/>
     </w:r>

--- a/tillsyn/A 62060-2025 tillsynsbegäran.docx
+++ b/tillsyn/A 62060-2025 tillsynsbegäran.docx
@@ -524,7 +524,7 @@
     <w:r>
       <w:tab/>
       <w:tab/>
-      <w:t>2026-03-21</w:t>
+      <w:t>2026-03-22</w:t>
       <w:br/>
       <w:br/>
     </w:r>

--- a/tillsyn/A 62060-2025 tillsynsbegäran.docx
+++ b/tillsyn/A 62060-2025 tillsynsbegäran.docx
@@ -524,7 +524,7 @@
     <w:r>
       <w:tab/>
       <w:tab/>
-      <w:t>2026-03-22</w:t>
+      <w:t>2026-03-23</w:t>
       <w:br/>
       <w:br/>
     </w:r>

--- a/tillsyn/A 62060-2025 tillsynsbegäran.docx
+++ b/tillsyn/A 62060-2025 tillsynsbegäran.docx
@@ -524,7 +524,7 @@
     <w:r>
       <w:tab/>
       <w:tab/>
-      <w:t>2026-03-23</w:t>
+      <w:t>2026-03-24</w:t>
       <w:br/>
       <w:br/>
     </w:r>

--- a/tillsyn/A 62060-2025 tillsynsbegäran.docx
+++ b/tillsyn/A 62060-2025 tillsynsbegäran.docx
@@ -524,7 +524,7 @@
     <w:r>
       <w:tab/>
       <w:tab/>
-      <w:t>2026-03-24</w:t>
+      <w:t>2026-03-25</w:t>
       <w:br/>
       <w:br/>
     </w:r>

--- a/tillsyn/A 62060-2025 tillsynsbegäran.docx
+++ b/tillsyn/A 62060-2025 tillsynsbegäran.docx
@@ -524,7 +524,7 @@
     <w:r>
       <w:tab/>
       <w:tab/>
-      <w:t>2026-03-25</w:t>
+      <w:t>2026-03-26</w:t>
       <w:br/>
       <w:br/>
     </w:r>

--- a/tillsyn/A 62060-2025 tillsynsbegäran.docx
+++ b/tillsyn/A 62060-2025 tillsynsbegäran.docx
@@ -524,7 +524,7 @@
     <w:r>
       <w:tab/>
       <w:tab/>
-      <w:t>2026-03-26</w:t>
+      <w:t>2026-03-27</w:t>
       <w:br/>
       <w:br/>
     </w:r>

--- a/tillsyn/A 62060-2025 tillsynsbegäran.docx
+++ b/tillsyn/A 62060-2025 tillsynsbegäran.docx
@@ -524,7 +524,7 @@
     <w:r>
       <w:tab/>
       <w:tab/>
-      <w:t>2026-03-27</w:t>
+      <w:t>2026-03-28</w:t>
       <w:br/>
       <w:br/>
     </w:r>

--- a/tillsyn/A 62060-2025 tillsynsbegäran.docx
+++ b/tillsyn/A 62060-2025 tillsynsbegäran.docx
@@ -524,7 +524,7 @@
     <w:r>
       <w:tab/>
       <w:tab/>
-      <w:t>2026-03-28</w:t>
+      <w:t>2026-03-29</w:t>
       <w:br/>
       <w:br/>
     </w:r>

--- a/tillsyn/A 62060-2025 tillsynsbegäran.docx
+++ b/tillsyn/A 62060-2025 tillsynsbegäran.docx
@@ -524,7 +524,7 @@
     <w:r>
       <w:tab/>
       <w:tab/>
-      <w:t>2026-03-29</w:t>
+      <w:t>2026-03-30</w:t>
       <w:br/>
       <w:br/>
     </w:r>

--- a/tillsyn/A 62060-2025 tillsynsbegäran.docx
+++ b/tillsyn/A 62060-2025 tillsynsbegäran.docx
@@ -524,7 +524,7 @@
     <w:r>
       <w:tab/>
       <w:tab/>
-      <w:t>2026-03-30</w:t>
+      <w:t>2026-03-31</w:t>
       <w:br/>
       <w:br/>
     </w:r>

--- a/tillsyn/A 62060-2025 tillsynsbegäran.docx
+++ b/tillsyn/A 62060-2025 tillsynsbegäran.docx
@@ -524,7 +524,7 @@
     <w:r>
       <w:tab/>
       <w:tab/>
-      <w:t>2026-03-31</w:t>
+      <w:t>2026-04-01</w:t>
       <w:br/>
       <w:br/>
     </w:r>

--- a/tillsyn/A 62060-2025 tillsynsbegäran.docx
+++ b/tillsyn/A 62060-2025 tillsynsbegäran.docx
@@ -524,7 +524,7 @@
     <w:r>
       <w:tab/>
       <w:tab/>
-      <w:t>2026-04-01</w:t>
+      <w:t>2026-04-02</w:t>
       <w:br/>
       <w:br/>
     </w:r>

--- a/tillsyn/A 62060-2025 tillsynsbegäran.docx
+++ b/tillsyn/A 62060-2025 tillsynsbegäran.docx
@@ -524,7 +524,7 @@
     <w:r>
       <w:tab/>
       <w:tab/>
-      <w:t>2026-04-02</w:t>
+      <w:t>2026-04-03</w:t>
       <w:br/>
       <w:br/>
     </w:r>

--- a/tillsyn/A 62060-2025 tillsynsbegäran.docx
+++ b/tillsyn/A 62060-2025 tillsynsbegäran.docx
@@ -524,7 +524,7 @@
     <w:r>
       <w:tab/>
       <w:tab/>
-      <w:t>2026-04-03</w:t>
+      <w:t>2026-04-04</w:t>
       <w:br/>
       <w:br/>
     </w:r>

--- a/tillsyn/A 62060-2025 tillsynsbegäran.docx
+++ b/tillsyn/A 62060-2025 tillsynsbegäran.docx
@@ -524,7 +524,7 @@
     <w:r>
       <w:tab/>
       <w:tab/>
-      <w:t>2026-04-04</w:t>
+      <w:t>2026-04-05</w:t>
       <w:br/>
       <w:br/>
     </w:r>

--- a/tillsyn/A 62060-2025 tillsynsbegäran.docx
+++ b/tillsyn/A 62060-2025 tillsynsbegäran.docx
@@ -546,7 +546,7 @@
     <w:r>
       <w:tab/>
       <w:tab/>
-      <w:t>2026-06-15</w:t>
+      <w:t>2026-06-16</w:t>
       <w:br/>
       <w:br/>
     </w:r>

--- a/tillsyn/A 62060-2025 tillsynsbegäran.docx
+++ b/tillsyn/A 62060-2025 tillsynsbegäran.docx
@@ -546,7 +546,7 @@
     <w:r>
       <w:tab/>
       <w:tab/>
-      <w:t>2026-06-16</w:t>
+      <w:t>2026-06-17</w:t>
       <w:br/>
       <w:br/>
     </w:r>

--- a/tillsyn/A 62060-2025 tillsynsbegäran.docx
+++ b/tillsyn/A 62060-2025 tillsynsbegäran.docx
@@ -1,6 +1,6 @@
 
 <file path=word/document.xml><?xml version="1.0" encoding="utf-8"?>
-<w:document xmlns:wpc="http://schemas.microsoft.com/office/word/2010/wordprocessingCanvas" xmlns:cx="http://schemas.microsoft.com/office/drawing/2014/chartex" xmlns:cx1="http://schemas.microsoft.com/office/drawing/2015/9/8/chartex" xmlns:cx2="http://schemas.microsoft.com/office/drawing/2015/10/21/chartex" xmlns:cx3="http://schemas.microsoft.com/office/drawing/2016/5/9/chartex" xmlns:cx4="http://schemas.microsoft.com/office/drawing/2016/5/10/chartex" xmlns:cx5="http://schemas.microsoft.com/office/drawing/2016/5/11/chartex" xmlns:cx6="http://schemas.microsoft.com/office/drawing/2016/5/12/chartex" xmlns:cx7="http://schemas.microsoft.com/office/drawing/2016/5/13/chartex" xmlns:cx8="http://schemas.microsoft.com/office/drawing/2016/5/14/chartex" xmlns:mc="http://schemas.openxmlformats.org/markup-compatibility/2006" xmlns:aink="http://schemas.microsoft.com/office/drawing/2016/ink" xmlns:am3d="http://schemas.microsoft.com/office/drawing/2017/model3d" xmlns:o="urn:schemas-microsoft-com:office:office" xmlns:oel="http://schemas.microsoft.com/office/2019/extlst" xmlns:r="http://schemas.openxmlformats.org/officeDocument/2006/relationships" xmlns:m="http://schemas.openxmlformats.org/officeDocument/2006/math" xmlns:v="urn:schemas-microsoft-com:vml" xmlns:wp14="http://schemas.microsoft.com/office/word/2010/wordprocessingDrawing" xmlns:wp="http://schemas.openxmlformats.org/drawingml/2006/wordprocessingDrawing" xmlns:w10="urn:schemas-microsoft-com:office:word" xmlns:w="http://schemas.openxmlformats.org/wordprocessingml/2006/main" xmlns:w14="http://schemas.microsoft.com/office/word/2010/wordml" xmlns:w15="http://schemas.microsoft.com/office/word/2012/wordml" xmlns:w16cex="http://schemas.microsoft.com/office/word/2018/wordml/cex" xmlns:w16cid="http://schemas.microsoft.com/office/word/2016/wordml/cid" xmlns:w16="http://schemas.microsoft.com/office/word/2018/wordml" xmlns:w16sdtdh="http://schemas.microsoft.com/office/word/2020/wordml/sdtdatahash" xmlns:w16se="http://schemas.microsoft.com/office/word/2015/wordml/symex" xmlns:wpg="http://schemas.microsoft.com/office/word/2010/wordprocessingGroup" xmlns:wpi="http://schemas.microsoft.com/office/word/2010/wordprocessingInk" xmlns:wne="http://schemas.microsoft.com/office/word/2006/wordml" xmlns:wps="http://schemas.microsoft.com/office/word/2010/wordprocessingShape" mc:Ignorable="w14 w15 w16se w16cid w16 w16cex w16sdtdh wp14">
+<w:document xmlns:wpc="http://schemas.microsoft.com/office/word/2010/wordprocessingCanvas" xmlns:cx="http://schemas.microsoft.com/office/drawing/2014/chartex" xmlns:cx1="http://schemas.microsoft.com/office/drawing/2015/9/8/chartex" xmlns:cx2="http://schemas.microsoft.com/office/drawing/2015/10/21/chartex" xmlns:cx3="http://schemas.microsoft.com/office/drawing/2016/5/9/chartex" xmlns:cx4="http://schemas.microsoft.com/office/drawing/2016/5/10/chartex" xmlns:cx5="http://schemas.microsoft.com/office/drawing/2016/5/11/chartex" xmlns:cx6="http://schemas.microsoft.com/office/drawing/2016/5/12/chartex" xmlns:cx7="http://schemas.microsoft.com/office/drawing/2016/5/13/chartex" xmlns:cx8="http://schemas.microsoft.com/office/drawing/2016/5/14/chartex" xmlns:mc="http://schemas.openxmlformats.org/markup-compatibility/2006" xmlns:aink="http://schemas.microsoft.com/office/drawing/2016/ink" xmlns:am3d="http://schemas.microsoft.com/office/drawing/2017/model3d" xmlns:o="urn:schemas-microsoft-com:office:office" xmlns:oel="http://schemas.microsoft.com/office/2019/extlst" xmlns:r="http://schemas.openxmlformats.org/officeDocument/2006/relationships" xmlns:m="http://schemas.openxmlformats.org/officeDocument/2006/math" xmlns:v="urn:schemas-microsoft-com:vml" xmlns:wp14="http://schemas.microsoft.com/office/word/2010/wordprocessingDrawing" xmlns:wp="http://schemas.openxmlformats.org/drawingml/2006/wordprocessingDrawing" xmlns:w10="urn:schemas-microsoft-com:office:word" xmlns:w="http://schemas.openxmlformats.org/wordprocessingml/2006/main" xmlns:w14="http://schemas.microsoft.com/office/word/2010/wordml" xmlns:w15="http://schemas.microsoft.com/office/word/2012/wordml" xmlns:w16cex="http://schemas.microsoft.com/office/word/2018/wordml/cex" xmlns:w16cid="http://schemas.microsoft.com/office/word/2016/wordml/cid" xmlns:w16="http://schemas.microsoft.com/office/word/2018/wordml" xmlns:w16du="http://schemas.microsoft.com/office/word/2023/wordml/word16du" xmlns:w16sdtdh="http://schemas.microsoft.com/office/word/2020/wordml/sdtdatahash" xmlns:w16sdtfl="http://schemas.microsoft.com/office/word/2024/wordml/sdtformatlock" xmlns:w16se="http://schemas.microsoft.com/office/word/2015/wordml/symex" xmlns:wpg="http://schemas.microsoft.com/office/word/2010/wordprocessingGroup" xmlns:wpi="http://schemas.microsoft.com/office/word/2010/wordprocessingInk" xmlns:wne="http://schemas.microsoft.com/office/word/2006/wordml" xmlns:wps="http://schemas.microsoft.com/office/word/2010/wordprocessingShape" mc:Ignorable="w14 w15 w16se w16cid w16 w16cex w16sdtdh w16sdtfl w16du wp14">
   <w:body>
     <w:p>
       <w:pPr>
@@ -12,35 +12,10 @@
     </w:p>
     <w:p>
       <w:r>
-        <w:t>Detta dokument behandlar höga naturvärden i avverkningsanmälan A 62060-2025 i Östersunds kommun. Denna avverkningsanmälan inkom 2025-12-15 08:15:52 och omfattar 6,0 ha.</w:t>
+        <w:t>Detta dokument behandlar höga naturvärden i avverkningsanmälan A 62060-2025 i Östersunds kommun som inkom 2025-12-15 och omfattar 6,0 ha.</w:t>
       </w:r>
-    </w:p>
-    <w:p>
       <w:r>
-        <w:t>Vi begär härmed att Skogsstyrelsen fattar beslut enligt miljöbalken som säkerställer att skogens höga naturvärden bevaras samt säkerställer att EU-lagstiftning efterlevs och att artskyddsbrott förhindras. Vi önskar även ta del av de ställningstaganden och beslut som myndigheterna meddelar till följd av aktuell avverkningsanmälan och föreningens inlaga (se 34 § förvaltningslagen).</w:t>
-      </w:r>
-    </w:p>
-    <w:p>
-      <w:r>
-        <w:t>Nedan beskrivs fynd av naturvårdsarter och fridlysta arter som gjorts i det avverkningsanmälda området. I BILAGA 1 finns artfakta om fridlysta arter.</w:t>
-      </w:r>
-    </w:p>
-    <w:p>
-      <w:pPr>
-        <w:pStyle w:val="Heading1"/>
-      </w:pPr>
-      <w:r>
-        <w:t>Naturvårdsarter</w:t>
-      </w:r>
-    </w:p>
-    <w:p>
-      <w:r>
-        <w:t>I avverkningsanmälan har följande 5 naturvårdsarter hittats: skrovlig taggsvamp (NT), tretåig hackspett (NT, §4), dropptaggsvamp (S), fjällig taggsvamp s.str. (S) och skarp dropptaggsvamp (S). Av dessa är 2 rödlistade. För rödlistade arter har rödlistekategorin angivits inom parentes. Arter som är signalarter enligt Skogsstyrelsen har markerats med (S). För fridlysta arter anges även paragrafen i Artskyddsförordningen som arten är fridlyst enligt.</w:t>
-      </w:r>
-    </w:p>
-    <w:p>
-      <w:r>
-        <w:t>De påträffade naturvårdsarterna är ett tydligt kvitto på att detta rör sig om en skog med höga naturvärden. I Figur 1 visas en karta över det avverkningsanmälda området, där samtliga fyndplatser för naturvårdsarter som finns registrerade på Artportalen har markerats.</w:t>
+        <w:t xml:space="preserve"> I Figur 1 visas fyndplatser för naturvårdsarter i området, som finns registrerade på Artportalen.</w:t>
       </w:r>
     </w:p>
     <w:p>
@@ -50,7 +25,7 @@
       <w:r>
         <w:drawing>
           <wp:inline xmlns:a="http://schemas.openxmlformats.org/drawingml/2006/main" xmlns:pic="http://schemas.openxmlformats.org/drawingml/2006/picture">
-            <wp:extent cx="5486400" cy="5589423"/>
+            <wp:extent cx="5486400" cy="5406510"/>
             <wp:docPr id="1" name="Picture 1"/>
             <wp:cNvGraphicFramePr>
               <a:graphicFrameLocks noChangeAspect="1"/>
@@ -71,7 +46,7 @@
                   <pic:spPr>
                     <a:xfrm>
                       <a:off x="0" y="0"/>
-                      <a:ext cx="5486400" cy="5589423"/>
+                      <a:ext cx="5486400" cy="5406510"/>
                     </a:xfrm>
                     <a:prstGeom prst="rect"/>
                   </pic:spPr>
@@ -85,62 +60,25 @@
     <w:p>
       <w:pPr>
         <w:pStyle w:val="Caption"/>
+        <w:spacing w:after="240"/>
       </w:pPr>
       <w:r>
-        <w:t>Figur 1. Fyndplatser för naturvårdsarter i det avverkningsanmälda området (röd linje). Markörer utan svart kant är placerade på fyndplatsen. Markörer med svart kant är placerade vid sidan av fyndplatsen och har ett svart streck som visar fyndplatsens exakta position. Kartans mittpunktskoordinat är N 7022154, E 516379 i SWEREF 99 TM.</w:t>
+        <w:t>Figur 1. Fyndplatser för naturvårdsarter i och inom 19 meter från avverkningsanmälan (röd linje). Inom parentes anges rödlistekategorier, S för signalarter, Tför typiska arter och fridlysningsparagrafer i artskyddsförordningen.Markörer utan svart kant är placerade på fyndplatsen. Markörer med svart kant är placerade vid sidan av fyndplatsen och har ett svart streck som visar fyndplatsens exakta position. Kartans mittpunktskoordinat är N 7022154, E 516379 i SWEREF 99 TM.</w:t>
       </w:r>
     </w:p>
     <w:p>
       <w:r>
-        <w:rPr>
-          <w:b/>
-        </w:rPr>
-        <w:t>Dropptaggsvamp (NT)</w:t>
-      </w:r>
-      <w:r>
-        <w:t xml:space="preserve"> bildar mykorrhiza med tall, främst i barrskog med trädkontinuitet, i magra, torra och ljusöppna lavtallskogar och i barrblandskogar med friskmossor och lingon i fältskiktet. Den totala populationen i landet har minskat och bedöms fortsätta minska till följd av slutavverkningar av tallskog. Det är högst oklart om arten långsiktigt kan etablera och reproducera sig i skogsbestånd som brukas med trakthyggesmetoder, markberedning, gödsling eller föryngring med förädlat plantmaterial. Uppfyller kriterierna för att bli rödlistad på grund av ny kunskap som visar att en större andel av populationen än tidigare bedömt är knuten till kontinuitetsbarrskog. Minskningstakten för den svenska populationen bedöms vara nära gränsvärdet för Sårbar (VU). Dropptaggsvamp är typisk art för </w:t>
-      </w:r>
-      <w:r>
-        <w:rPr>
-          <w:i/>
-        </w:rPr>
-        <w:t xml:space="preserve">9010 Taiga </w:t>
-      </w:r>
-      <w:r>
-        <w:t>(SLU Artdatabanken, 2026).</w:t>
+        <w:t>Vi begär härmed att Skogsstyrelsen fattar beslut enligt miljöbalken som säkerställer att skogens höga naturvärden bevaras samt att EU-lagstiftning efterlevs och att artskyddsbrott förhindras.</w:t>
       </w:r>
     </w:p>
     <w:p>
       <w:r>
-        <w:rPr>
-          <w:b/>
-        </w:rPr>
-        <w:t>Fjällig taggsvamp s.str. (NT)</w:t>
-      </w:r>
-      <w:r>
-        <w:t xml:space="preserve"> bildar mykorrhiza med gran i granskog och barrblandskog, främst på frisk näringsrik mark i äldre skog med lång trädkontinuitet. Den totala populationen i landet har minskat och bedöms fortsätta minska till följd av avverkning av äldre barrskogar. Minskningstakten för den svenska populationen bedöms vara nära gränsvärdet för sårbar (VU) (SLU Artdatabanken, 2026).</w:t>
+        <w:t>Vi önskar även ta del av de ställningstaganden och beslut som myndigheten meddelar till följd av aktuell avverkningsanmälan och föreningens inlaga (se 34 § förvaltningslagen).</w:t>
       </w:r>
     </w:p>
     <w:p>
       <w:r>
-        <w:rPr>
-          <w:b/>
-        </w:rPr>
-        <w:t xml:space="preserve">Skarp dropptaggsvamp (NT) </w:t>
-      </w:r>
-      <w:r>
-        <w:t>bildar mykorrhiza med både gran och tall, främst i barrskogar med trädkontinuitet. Arten uppträder dels i näringsrik kalkbarrskog och dels i sur lavtallskog. Kalkbarrskogarna är ofta grandominerade, olikåldriga och skiktade på frisk mark med ett örtrikt vegetationsskikt. Lavtallskogarna är i regel magra, torra, ljusöppna och ofta brandpräglade. Den totala populationen i landet har minskat och bedöms fortsätta minska till följd av avverkning av äldre barrskogar. Arten har begränsad förmåga att återetablera sig efter slutavverkning eller andra storskaliga skogsbruksåtgärder. Det saknas indikationer på att arten långsiktigt kan etablera eller reproducera sig i skogsbestånd som brukas med metoder som trakthyggesbruk, markberedning, gödsling eller föryngring med förädlat plantmaterial. Minskningstakten för den svenska populationen bedöms vara nära gränsvärdet för Sårbar (VU) (SLU Artdatabanken, 2026).</w:t>
-      </w:r>
-    </w:p>
-    <w:p>
-      <w:r>
-        <w:rPr>
-          <w:b/>
-        </w:rPr>
-        <w:t xml:space="preserve">Skrovlig taggsvamp (VU) </w:t>
-      </w:r>
-      <w:r>
-        <w:t>bildar mykorrhiza med tall i äldre tallskog, framför allt på tallhed. Den växer huvudsakligen i äldre barrskog som hotas av slutavverkning. Genom att äldre barrskogar och naturskogar blir allt sällsyntare, missgynnas arten av skogsbruk. Arten ingår i ett åtgärdsprogram för hotade arter (ÅGP) och en långsiktig tillgång till svampens värdträd behöver säkras genom att växtplatserna undantas från avverkning. Skrovlig taggsvamp är globalt rödlistad som nära hotad (NT) vilket innebär att Sverige har ett internationellt ansvar för arten (IUCN, 2025; SLU Artdatabanken, 2026; Nitare, 2006).</w:t>
+        <w:t>Nedan beskrivs fynd av naturvårdsarter och fridlysta arter som gjorts i det avverkningsanmälda området. I BILAGA 1 finns artfakta om fridlysta arter.</w:t>
       </w:r>
     </w:p>
     <w:p>
@@ -148,12 +86,30 @@
         <w:pStyle w:val="Heading1"/>
       </w:pPr>
       <w:r>
+        <w:t>Naturvårdsarter</w:t>
+      </w:r>
+    </w:p>
+    <w:p>
+      <w:r>
+        <w:t>I och inom 19 meter från avverkningsanmälan har följande 6 naturvårdsarter hittats: fläckporing (VU, T), skrovlig taggsvamp (VU), dropptaggsvamp (NT, T), fjällig taggsvamp s.str. (NT), skarp dropptaggsvamp (NT) och tretåig hackspett (NT, T, §4). Av dessa är 6 rödlistade. För rödlistade arter har rödlistekategorin angivits inom parentes. Typiska arter inom Natura 2000 som är kopplade till skogsekosystem har markerats med (T). För fridlysta arter anges även paragrafen i Artskyddsförordningen som arten är fridlyst enligt.</w:t>
+      </w:r>
+    </w:p>
+    <w:p>
+      <w:r>
+        <w:t>De påträffade naturvårdsarterna är ett tydligt kvitto på att det rör sig om en skog med höga naturvärden.</w:t>
+      </w:r>
+    </w:p>
+    <w:p>
+      <w:pPr>
+        <w:pStyle w:val="Heading2"/>
+      </w:pPr>
+      <w:r>
         <w:t>Fridlysta arter</w:t>
       </w:r>
     </w:p>
     <w:p>
       <w:r>
-        <w:t>Följande fridlysta arter har sina livsmiljöer och växtplatser i den avverkningsanmälda skogen: tretåig hackspett (NT, §4).</w:t>
+        <w:t>Följande fridlysta arter har sina livsmiljöer och växtplatser i den avverkningsanmälda skogen: tretåig hackspett (NT, T, §4).</w:t>
       </w:r>
     </w:p>
     <w:p>
@@ -202,6 +158,87 @@
     <w:p>
       <w:r>
         <w:t>I BILAGA 1 finns mer detaljerad information om ekologi samt krav på livsmiljö hos fridlysta arter.</w:t>
+      </w:r>
+    </w:p>
+    <w:p>
+      <w:pPr>
+        <w:pStyle w:val="Heading2"/>
+      </w:pPr>
+      <w:r>
+        <w:t>Övriga naturvårdsarter</w:t>
+      </w:r>
+    </w:p>
+    <w:p>
+      <w:r>
+        <w:rPr>
+          <w:b/>
+        </w:rPr>
+        <w:t>Dropptaggsvamp (NT)</w:t>
+      </w:r>
+      <w:r>
+        <w:t xml:space="preserve"> bildar mykorrhiza med tall, främst i barrskog med trädkontinuitet, i magra, torra och ljusöppna lavtallskogar och i barrblandskogar med friskmossor och lingon i fältskiktet. Den totala populationen i landet har minskat och bedöms fortsätta minska till följd av slutavverkningar av tallskog. Det är högst oklart om arten långsiktigt kan etablera och reproducera sig i skogsbestånd som brukas med trakthyggesmetoder, markberedning, gödsling eller föryngring med förädlat plantmaterial. Uppfyller kriterierna för att bli rödlistad på grund av ny kunskap som visar att en större andel av populationen än tidigare bedömt är knuten till kontinuitetsbarrskog. Minskningstakten för den svenska populationen bedöms vara nära gränsvärdet för Sårbar (VU). Dropptaggsvamp är typisk art för </w:t>
+      </w:r>
+      <w:r>
+        <w:rPr>
+          <w:i/>
+        </w:rPr>
+        <w:t xml:space="preserve">9010 Taiga </w:t>
+      </w:r>
+      <w:r>
+        <w:t>(SLU Artdatabanken, 2026).</w:t>
+      </w:r>
+    </w:p>
+    <w:p>
+      <w:r>
+        <w:rPr>
+          <w:b/>
+        </w:rPr>
+        <w:t>Fjällig taggsvamp s.str. (NT)</w:t>
+      </w:r>
+      <w:r>
+        <w:t xml:space="preserve"> bildar mykorrhiza med gran i granskog och barrblandskog, främst på frisk näringsrik mark i äldre skog med lång trädkontinuitet. Den totala populationen i landet har minskat och bedöms fortsätta minska till följd av avverkning av äldre barrskogar. Minskningstakten för den svenska populationen bedöms vara nära gränsvärdet för sårbar (VU) (SLU Artdatabanken, 2026).</w:t>
+      </w:r>
+    </w:p>
+    <w:p>
+      <w:r>
+        <w:rPr>
+          <w:b/>
+        </w:rPr>
+        <w:t>Fläckporing (VU)</w:t>
+      </w:r>
+      <w:r>
+        <w:t xml:space="preserve"> är en mycket bra signalart som visar på tallnaturskogar med höga naturvärden. Den är placerad högst upp i Skogsstyrelsens värdepyramid för bedömning av skog med höga naturvärden och indikerar områden som är mer eller mindre opåverkade av skogsbruk och där det funnits en kontinuitet av tallågor i olika nedbrytningsstadier. För att på lång sikt bibehålla livskraftiga populationer i ett område behövs troligen större skyddade områden som tillåter att man upprätthåller en naturlig branddynamik. Fläckporing är typisk art för </w:t>
+      </w:r>
+      <w:r>
+        <w:rPr>
+          <w:i/>
+        </w:rPr>
+        <w:t>9010 Taiga</w:t>
+      </w:r>
+      <w:r>
+        <w:t xml:space="preserve"> (SLU Artdatabanken, 2024; Nitare &amp; Skogsstyrelsen, 2019).</w:t>
+      </w:r>
+    </w:p>
+    <w:p>
+      <w:r>
+        <w:rPr>
+          <w:b/>
+        </w:rPr>
+        <w:t xml:space="preserve">Skarp dropptaggsvamp (NT) </w:t>
+      </w:r>
+      <w:r>
+        <w:t>bildar mykorrhiza med både gran och tall, främst i barrskogar med trädkontinuitet. Arten uppträder dels i näringsrik kalkbarrskog och dels i sur lavtallskog. Kalkbarrskogarna är ofta grandominerade, olikåldriga och skiktade på frisk mark med ett örtrikt vegetationsskikt. Lavtallskogarna är i regel magra, torra, ljusöppna och ofta brandpräglade. Den totala populationen i landet har minskat och bedöms fortsätta minska till följd av avverkning av äldre barrskogar. Arten har begränsad förmåga att återetablera sig efter slutavverkning eller andra storskaliga skogsbruksåtgärder. Det saknas indikationer på att arten långsiktigt kan etablera eller reproducera sig i skogsbestånd som brukas med metoder som trakthyggesbruk, markberedning, gödsling eller föryngring med förädlat plantmaterial. Minskningstakten för den svenska populationen bedöms vara nära gränsvärdet för Sårbar (VU) (SLU Artdatabanken, 2026).</w:t>
+      </w:r>
+    </w:p>
+    <w:p>
+      <w:r>
+        <w:rPr>
+          <w:b/>
+        </w:rPr>
+        <w:t xml:space="preserve">Skrovlig taggsvamp (VU) </w:t>
+      </w:r>
+      <w:r>
+        <w:t>bildar mykorrhiza med tall i äldre tallskog, framför allt på tallhed. Den växer huvudsakligen i äldre barrskog som hotas av slutavverkning. Genom att äldre barrskogar och naturskogar blir allt sällsyntare, missgynnas arten av skogsbruk. Arten ingår i ett åtgärdsprogram för hotade arter (ÅGP) och en långsiktig tillgång till svampens värdträd behöver säkras genom att växtplatserna undantas från avverkning. Skrovlig taggsvamp är globalt rödlistad som nära hotad (NT) vilket innebär att Sverige har ett internationellt ansvar för arten (IUCN, 2025; SLU Artdatabanken, 2026; Nitare, 2006).</w:t>
       </w:r>
     </w:p>
     <w:p>
@@ -436,7 +473,7 @@
 </file>
 
 <file path=word/endnotes.xml><?xml version="1.0" encoding="utf-8"?>
-<w:endnotes xmlns:wpc="http://schemas.microsoft.com/office/word/2010/wordprocessingCanvas" xmlns:cx="http://schemas.microsoft.com/office/drawing/2014/chartex" xmlns:cx1="http://schemas.microsoft.com/office/drawing/2015/9/8/chartex" xmlns:cx2="http://schemas.microsoft.com/office/drawing/2015/10/21/chartex" xmlns:cx3="http://schemas.microsoft.com/office/drawing/2016/5/9/chartex" xmlns:cx4="http://schemas.microsoft.com/office/drawing/2016/5/10/chartex" xmlns:cx5="http://schemas.microsoft.com/office/drawing/2016/5/11/chartex" xmlns:cx6="http://schemas.microsoft.com/office/drawing/2016/5/12/chartex" xmlns:cx7="http://schemas.microsoft.com/office/drawing/2016/5/13/chartex" xmlns:cx8="http://schemas.microsoft.com/office/drawing/2016/5/14/chartex" xmlns:mc="http://schemas.openxmlformats.org/markup-compatibility/2006" xmlns:aink="http://schemas.microsoft.com/office/drawing/2016/ink" xmlns:am3d="http://schemas.microsoft.com/office/drawing/2017/model3d" xmlns:o="urn:schemas-microsoft-com:office:office" xmlns:oel="http://schemas.microsoft.com/office/2019/extlst" xmlns:r="http://schemas.openxmlformats.org/officeDocument/2006/relationships" xmlns:m="http://schemas.openxmlformats.org/officeDocument/2006/math" xmlns:v="urn:schemas-microsoft-com:vml" xmlns:wp14="http://schemas.microsoft.com/office/word/2010/wordprocessingDrawing" xmlns:wp="http://schemas.openxmlformats.org/drawingml/2006/wordprocessingDrawing" xmlns:w10="urn:schemas-microsoft-com:office:word" xmlns:w="http://schemas.openxmlformats.org/wordprocessingml/2006/main" xmlns:w14="http://schemas.microsoft.com/office/word/2010/wordml" xmlns:w15="http://schemas.microsoft.com/office/word/2012/wordml" xmlns:w16cex="http://schemas.microsoft.com/office/word/2018/wordml/cex" xmlns:w16cid="http://schemas.microsoft.com/office/word/2016/wordml/cid" xmlns:w16="http://schemas.microsoft.com/office/word/2018/wordml" xmlns:w16sdtdh="http://schemas.microsoft.com/office/word/2020/wordml/sdtdatahash" xmlns:w16se="http://schemas.microsoft.com/office/word/2015/wordml/symex" xmlns:wpg="http://schemas.microsoft.com/office/word/2010/wordprocessingGroup" xmlns:wpi="http://schemas.microsoft.com/office/word/2010/wordprocessingInk" xmlns:wne="http://schemas.microsoft.com/office/word/2006/wordml" xmlns:wps="http://schemas.microsoft.com/office/word/2010/wordprocessingShape" mc:Ignorable="w14 w15 w16se w16cid w16 w16cex w16sdtdh wp14">
+<w:endnotes xmlns:wpc="http://schemas.microsoft.com/office/word/2010/wordprocessingCanvas" xmlns:cx="http://schemas.microsoft.com/office/drawing/2014/chartex" xmlns:cx1="http://schemas.microsoft.com/office/drawing/2015/9/8/chartex" xmlns:cx2="http://schemas.microsoft.com/office/drawing/2015/10/21/chartex" xmlns:cx3="http://schemas.microsoft.com/office/drawing/2016/5/9/chartex" xmlns:cx4="http://schemas.microsoft.com/office/drawing/2016/5/10/chartex" xmlns:cx5="http://schemas.microsoft.com/office/drawing/2016/5/11/chartex" xmlns:cx6="http://schemas.microsoft.com/office/drawing/2016/5/12/chartex" xmlns:cx7="http://schemas.microsoft.com/office/drawing/2016/5/13/chartex" xmlns:cx8="http://schemas.microsoft.com/office/drawing/2016/5/14/chartex" xmlns:mc="http://schemas.openxmlformats.org/markup-compatibility/2006" xmlns:aink="http://schemas.microsoft.com/office/drawing/2016/ink" xmlns:am3d="http://schemas.microsoft.com/office/drawing/2017/model3d" xmlns:o="urn:schemas-microsoft-com:office:office" xmlns:oel="http://schemas.microsoft.com/office/2019/extlst" xmlns:r="http://schemas.openxmlformats.org/officeDocument/2006/relationships" xmlns:m="http://schemas.openxmlformats.org/officeDocument/2006/math" xmlns:v="urn:schemas-microsoft-com:vml" xmlns:wp14="http://schemas.microsoft.com/office/word/2010/wordprocessingDrawing" xmlns:wp="http://schemas.openxmlformats.org/drawingml/2006/wordprocessingDrawing" xmlns:w10="urn:schemas-microsoft-com:office:word" xmlns:w="http://schemas.openxmlformats.org/wordprocessingml/2006/main" xmlns:w14="http://schemas.microsoft.com/office/word/2010/wordml" xmlns:w15="http://schemas.microsoft.com/office/word/2012/wordml" xmlns:w16cex="http://schemas.microsoft.com/office/word/2018/wordml/cex" xmlns:w16cid="http://schemas.microsoft.com/office/word/2016/wordml/cid" xmlns:w16="http://schemas.microsoft.com/office/word/2018/wordml" xmlns:w16du="http://schemas.microsoft.com/office/word/2023/wordml/word16du" xmlns:w16sdtdh="http://schemas.microsoft.com/office/word/2020/wordml/sdtdatahash" xmlns:w16sdtfl="http://schemas.microsoft.com/office/word/2024/wordml/sdtformatlock" xmlns:w16se="http://schemas.microsoft.com/office/word/2015/wordml/symex" xmlns:wpg="http://schemas.microsoft.com/office/word/2010/wordprocessingGroup" xmlns:wpi="http://schemas.microsoft.com/office/word/2010/wordprocessingInk" xmlns:wne="http://schemas.microsoft.com/office/word/2006/wordml" xmlns:wps="http://schemas.microsoft.com/office/word/2010/wordprocessingShape" mc:Ignorable="w14 w15 w16se w16cid w16 w16cex w16sdtdh w16sdtfl w16du wp14">
   <w:endnote w:type="separator" w:id="-1">
     <w:p>
       <w:pPr>
@@ -461,7 +498,7 @@
 </file>
 
 <file path=word/footer1.xml><?xml version="1.0" encoding="utf-8"?>
-<w:ftr xmlns:wpc="http://schemas.microsoft.com/office/word/2010/wordprocessingCanvas" xmlns:cx="http://schemas.microsoft.com/office/drawing/2014/chartex" xmlns:cx1="http://schemas.microsoft.com/office/drawing/2015/9/8/chartex" xmlns:cx2="http://schemas.microsoft.com/office/drawing/2015/10/21/chartex" xmlns:cx3="http://schemas.microsoft.com/office/drawing/2016/5/9/chartex" xmlns:cx4="http://schemas.microsoft.com/office/drawing/2016/5/10/chartex" xmlns:cx5="http://schemas.microsoft.com/office/drawing/2016/5/11/chartex" xmlns:cx6="http://schemas.microsoft.com/office/drawing/2016/5/12/chartex" xmlns:cx7="http://schemas.microsoft.com/office/drawing/2016/5/13/chartex" xmlns:cx8="http://schemas.microsoft.com/office/drawing/2016/5/14/chartex" xmlns:mc="http://schemas.openxmlformats.org/markup-compatibility/2006" xmlns:aink="http://schemas.microsoft.com/office/drawing/2016/ink" xmlns:am3d="http://schemas.microsoft.com/office/drawing/2017/model3d" xmlns:o="urn:schemas-microsoft-com:office:office" xmlns:oel="http://schemas.microsoft.com/office/2019/extlst" xmlns:r="http://schemas.openxmlformats.org/officeDocument/2006/relationships" xmlns:m="http://schemas.openxmlformats.org/officeDocument/2006/math" xmlns:v="urn:schemas-microsoft-com:vml" xmlns:wp14="http://schemas.microsoft.com/office/word/2010/wordprocessingDrawing" xmlns:wp="http://schemas.openxmlformats.org/drawingml/2006/wordprocessingDrawing" xmlns:w10="urn:schemas-microsoft-com:office:word" xmlns:w="http://schemas.openxmlformats.org/wordprocessingml/2006/main" xmlns:w14="http://schemas.microsoft.com/office/word/2010/wordml" xmlns:w15="http://schemas.microsoft.com/office/word/2012/wordml" xmlns:w16cex="http://schemas.microsoft.com/office/word/2018/wordml/cex" xmlns:w16cid="http://schemas.microsoft.com/office/word/2016/wordml/cid" xmlns:w16="http://schemas.microsoft.com/office/word/2018/wordml" xmlns:w16sdtdh="http://schemas.microsoft.com/office/word/2020/wordml/sdtdatahash" xmlns:w16se="http://schemas.microsoft.com/office/word/2015/wordml/symex" xmlns:wpg="http://schemas.microsoft.com/office/word/2010/wordprocessingGroup" xmlns:wpi="http://schemas.microsoft.com/office/word/2010/wordprocessingInk" xmlns:wne="http://schemas.microsoft.com/office/word/2006/wordml" xmlns:wps="http://schemas.microsoft.com/office/word/2010/wordprocessingShape" mc:Ignorable="w14 w15 w16se w16cid w16 w16cex w16sdtdh wp14">
+<w:ftr xmlns:wpc="http://schemas.microsoft.com/office/word/2010/wordprocessingCanvas" xmlns:cx="http://schemas.microsoft.com/office/drawing/2014/chartex" xmlns:cx1="http://schemas.microsoft.com/office/drawing/2015/9/8/chartex" xmlns:cx2="http://schemas.microsoft.com/office/drawing/2015/10/21/chartex" xmlns:cx3="http://schemas.microsoft.com/office/drawing/2016/5/9/chartex" xmlns:cx4="http://schemas.microsoft.com/office/drawing/2016/5/10/chartex" xmlns:cx5="http://schemas.microsoft.com/office/drawing/2016/5/11/chartex" xmlns:cx6="http://schemas.microsoft.com/office/drawing/2016/5/12/chartex" xmlns:cx7="http://schemas.microsoft.com/office/drawing/2016/5/13/chartex" xmlns:cx8="http://schemas.microsoft.com/office/drawing/2016/5/14/chartex" xmlns:mc="http://schemas.openxmlformats.org/markup-compatibility/2006" xmlns:aink="http://schemas.microsoft.com/office/drawing/2016/ink" xmlns:am3d="http://schemas.microsoft.com/office/drawing/2017/model3d" xmlns:o="urn:schemas-microsoft-com:office:office" xmlns:oel="http://schemas.microsoft.com/office/2019/extlst" xmlns:r="http://schemas.openxmlformats.org/officeDocument/2006/relationships" xmlns:m="http://schemas.openxmlformats.org/officeDocument/2006/math" xmlns:v="urn:schemas-microsoft-com:vml" xmlns:wp14="http://schemas.microsoft.com/office/word/2010/wordprocessingDrawing" xmlns:wp="http://schemas.openxmlformats.org/drawingml/2006/wordprocessingDrawing" xmlns:w10="urn:schemas-microsoft-com:office:word" xmlns:w="http://schemas.openxmlformats.org/wordprocessingml/2006/main" xmlns:w14="http://schemas.microsoft.com/office/word/2010/wordml" xmlns:w15="http://schemas.microsoft.com/office/word/2012/wordml" xmlns:w16cex="http://schemas.microsoft.com/office/word/2018/wordml/cex" xmlns:w16cid="http://schemas.microsoft.com/office/word/2016/wordml/cid" xmlns:w16="http://schemas.microsoft.com/office/word/2018/wordml" xmlns:w16du="http://schemas.microsoft.com/office/word/2023/wordml/word16du" xmlns:w16sdtdh="http://schemas.microsoft.com/office/word/2020/wordml/sdtdatahash" xmlns:w16sdtfl="http://schemas.microsoft.com/office/word/2024/wordml/sdtformatlock" xmlns:w16se="http://schemas.microsoft.com/office/word/2015/wordml/symex" xmlns:wpg="http://schemas.microsoft.com/office/word/2010/wordprocessingGroup" xmlns:wpi="http://schemas.microsoft.com/office/word/2010/wordprocessingInk" xmlns:wne="http://schemas.microsoft.com/office/word/2006/wordml" xmlns:wps="http://schemas.microsoft.com/office/word/2010/wordprocessingShape" mc:Ignorable="w14 w15 w16se w16cid w16 w16cex w16sdtdh w16sdtfl w16du wp14">
   <w:p>
     <w:pPr>
       <w:pStyle w:val="Footer"/>
@@ -471,7 +508,7 @@
 </file>
 
 <file path=word/footer2.xml><?xml version="1.0" encoding="utf-8"?>
-<w:ftr xmlns:wpc="http://schemas.microsoft.com/office/word/2010/wordprocessingCanvas" xmlns:cx="http://schemas.microsoft.com/office/drawing/2014/chartex" xmlns:cx1="http://schemas.microsoft.com/office/drawing/2015/9/8/chartex" xmlns:cx2="http://schemas.microsoft.com/office/drawing/2015/10/21/chartex" xmlns:cx3="http://schemas.microsoft.com/office/drawing/2016/5/9/chartex" xmlns:cx4="http://schemas.microsoft.com/office/drawing/2016/5/10/chartex" xmlns:cx5="http://schemas.microsoft.com/office/drawing/2016/5/11/chartex" xmlns:cx6="http://schemas.microsoft.com/office/drawing/2016/5/12/chartex" xmlns:cx7="http://schemas.microsoft.com/office/drawing/2016/5/13/chartex" xmlns:cx8="http://schemas.microsoft.com/office/drawing/2016/5/14/chartex" xmlns:mc="http://schemas.openxmlformats.org/markup-compatibility/2006" xmlns:aink="http://schemas.microsoft.com/office/drawing/2016/ink" xmlns:am3d="http://schemas.microsoft.com/office/drawing/2017/model3d" xmlns:o="urn:schemas-microsoft-com:office:office" xmlns:oel="http://schemas.microsoft.com/office/2019/extlst" xmlns:r="http://schemas.openxmlformats.org/officeDocument/2006/relationships" xmlns:m="http://schemas.openxmlformats.org/officeDocument/2006/math" xmlns:v="urn:schemas-microsoft-com:vml" xmlns:wp14="http://schemas.microsoft.com/office/word/2010/wordprocessingDrawing" xmlns:wp="http://schemas.openxmlformats.org/drawingml/2006/wordprocessingDrawing" xmlns:w10="urn:schemas-microsoft-com:office:word" xmlns:w="http://schemas.openxmlformats.org/wordprocessingml/2006/main" xmlns:w14="http://schemas.microsoft.com/office/word/2010/wordml" xmlns:w15="http://schemas.microsoft.com/office/word/2012/wordml" xmlns:w16cex="http://schemas.microsoft.com/office/word/2018/wordml/cex" xmlns:w16cid="http://schemas.microsoft.com/office/word/2016/wordml/cid" xmlns:w16="http://schemas.microsoft.com/office/word/2018/wordml" xmlns:w16sdtdh="http://schemas.microsoft.com/office/word/2020/wordml/sdtdatahash" xmlns:w16se="http://schemas.microsoft.com/office/word/2015/wordml/symex" xmlns:wpg="http://schemas.microsoft.com/office/word/2010/wordprocessingGroup" xmlns:wpi="http://schemas.microsoft.com/office/word/2010/wordprocessingInk" xmlns:wne="http://schemas.microsoft.com/office/word/2006/wordml" xmlns:wps="http://schemas.microsoft.com/office/word/2010/wordprocessingShape" mc:Ignorable="w14 w15 w16se w16cid w16 w16cex w16sdtdh wp14">
+<w:ftr xmlns:wpc="http://schemas.microsoft.com/office/word/2010/wordprocessingCanvas" xmlns:cx="http://schemas.microsoft.com/office/drawing/2014/chartex" xmlns:cx1="http://schemas.microsoft.com/office/drawing/2015/9/8/chartex" xmlns:cx2="http://schemas.microsoft.com/office/drawing/2015/10/21/chartex" xmlns:cx3="http://schemas.microsoft.com/office/drawing/2016/5/9/chartex" xmlns:cx4="http://schemas.microsoft.com/office/drawing/2016/5/10/chartex" xmlns:cx5="http://schemas.microsoft.com/office/drawing/2016/5/11/chartex" xmlns:cx6="http://schemas.microsoft.com/office/drawing/2016/5/12/chartex" xmlns:cx7="http://schemas.microsoft.com/office/drawing/2016/5/13/chartex" xmlns:cx8="http://schemas.microsoft.com/office/drawing/2016/5/14/chartex" xmlns:mc="http://schemas.openxmlformats.org/markup-compatibility/2006" xmlns:aink="http://schemas.microsoft.com/office/drawing/2016/ink" xmlns:am3d="http://schemas.microsoft.com/office/drawing/2017/model3d" xmlns:o="urn:schemas-microsoft-com:office:office" xmlns:oel="http://schemas.microsoft.com/office/2019/extlst" xmlns:r="http://schemas.openxmlformats.org/officeDocument/2006/relationships" xmlns:m="http://schemas.openxmlformats.org/officeDocument/2006/math" xmlns:v="urn:schemas-microsoft-com:vml" xmlns:wp14="http://schemas.microsoft.com/office/word/2010/wordprocessingDrawing" xmlns:wp="http://schemas.openxmlformats.org/drawingml/2006/wordprocessingDrawing" xmlns:w10="urn:schemas-microsoft-com:office:word" xmlns:w="http://schemas.openxmlformats.org/wordprocessingml/2006/main" xmlns:w14="http://schemas.microsoft.com/office/word/2010/wordml" xmlns:w15="http://schemas.microsoft.com/office/word/2012/wordml" xmlns:w16cex="http://schemas.microsoft.com/office/word/2018/wordml/cex" xmlns:w16cid="http://schemas.microsoft.com/office/word/2016/wordml/cid" xmlns:w16="http://schemas.microsoft.com/office/word/2018/wordml" xmlns:w16du="http://schemas.microsoft.com/office/word/2023/wordml/word16du" xmlns:w16sdtdh="http://schemas.microsoft.com/office/word/2020/wordml/sdtdatahash" xmlns:w16sdtfl="http://schemas.microsoft.com/office/word/2024/wordml/sdtformatlock" xmlns:w16se="http://schemas.microsoft.com/office/word/2015/wordml/symex" xmlns:wpg="http://schemas.microsoft.com/office/word/2010/wordprocessingGroup" xmlns:wpi="http://schemas.microsoft.com/office/word/2010/wordprocessingInk" xmlns:wne="http://schemas.microsoft.com/office/word/2006/wordml" xmlns:wps="http://schemas.microsoft.com/office/word/2010/wordprocessingShape" mc:Ignorable="w14 w15 w16se w16cid w16 w16cex w16sdtdh w16sdtfl w16du wp14">
   <w:p>
     <w:pPr>
       <w:pStyle w:val="Footer"/>
@@ -481,7 +518,7 @@
 </file>
 
 <file path=word/footer3.xml><?xml version="1.0" encoding="utf-8"?>
-<w:ftr xmlns:wpc="http://schemas.microsoft.com/office/word/2010/wordprocessingCanvas" xmlns:cx="http://schemas.microsoft.com/office/drawing/2014/chartex" xmlns:cx1="http://schemas.microsoft.com/office/drawing/2015/9/8/chartex" xmlns:cx2="http://schemas.microsoft.com/office/drawing/2015/10/21/chartex" xmlns:cx3="http://schemas.microsoft.com/office/drawing/2016/5/9/chartex" xmlns:cx4="http://schemas.microsoft.com/office/drawing/2016/5/10/chartex" xmlns:cx5="http://schemas.microsoft.com/office/drawing/2016/5/11/chartex" xmlns:cx6="http://schemas.microsoft.com/office/drawing/2016/5/12/chartex" xmlns:cx7="http://schemas.microsoft.com/office/drawing/2016/5/13/chartex" xmlns:cx8="http://schemas.microsoft.com/office/drawing/2016/5/14/chartex" xmlns:mc="http://schemas.openxmlformats.org/markup-compatibility/2006" xmlns:aink="http://schemas.microsoft.com/office/drawing/2016/ink" xmlns:am3d="http://schemas.microsoft.com/office/drawing/2017/model3d" xmlns:o="urn:schemas-microsoft-com:office:office" xmlns:oel="http://schemas.microsoft.com/office/2019/extlst" xmlns:r="http://schemas.openxmlformats.org/officeDocument/2006/relationships" xmlns:m="http://schemas.openxmlformats.org/officeDocument/2006/math" xmlns:v="urn:schemas-microsoft-com:vml" xmlns:wp14="http://schemas.microsoft.com/office/word/2010/wordprocessingDrawing" xmlns:wp="http://schemas.openxmlformats.org/drawingml/2006/wordprocessingDrawing" xmlns:w10="urn:schemas-microsoft-com:office:word" xmlns:w="http://schemas.openxmlformats.org/wordprocessingml/2006/main" xmlns:w14="http://schemas.microsoft.com/office/word/2010/wordml" xmlns:w15="http://schemas.microsoft.com/office/word/2012/wordml" xmlns:w16cex="http://schemas.microsoft.com/office/word/2018/wordml/cex" xmlns:w16cid="http://schemas.microsoft.com/office/word/2016/wordml/cid" xmlns:w16="http://schemas.microsoft.com/office/word/2018/wordml" xmlns:w16sdtdh="http://schemas.microsoft.com/office/word/2020/wordml/sdtdatahash" xmlns:w16se="http://schemas.microsoft.com/office/word/2015/wordml/symex" xmlns:wpg="http://schemas.microsoft.com/office/word/2010/wordprocessingGroup" xmlns:wpi="http://schemas.microsoft.com/office/word/2010/wordprocessingInk" xmlns:wne="http://schemas.microsoft.com/office/word/2006/wordml" xmlns:wps="http://schemas.microsoft.com/office/word/2010/wordprocessingShape" mc:Ignorable="w14 w15 w16se w16cid w16 w16cex w16sdtdh wp14">
+<w:ftr xmlns:wpc="http://schemas.microsoft.com/office/word/2010/wordprocessingCanvas" xmlns:cx="http://schemas.microsoft.com/office/drawing/2014/chartex" xmlns:cx1="http://schemas.microsoft.com/office/drawing/2015/9/8/chartex" xmlns:cx2="http://schemas.microsoft.com/office/drawing/2015/10/21/chartex" xmlns:cx3="http://schemas.microsoft.com/office/drawing/2016/5/9/chartex" xmlns:cx4="http://schemas.microsoft.com/office/drawing/2016/5/10/chartex" xmlns:cx5="http://schemas.microsoft.com/office/drawing/2016/5/11/chartex" xmlns:cx6="http://schemas.microsoft.com/office/drawing/2016/5/12/chartex" xmlns:cx7="http://schemas.microsoft.com/office/drawing/2016/5/13/chartex" xmlns:cx8="http://schemas.microsoft.com/office/drawing/2016/5/14/chartex" xmlns:mc="http://schemas.openxmlformats.org/markup-compatibility/2006" xmlns:aink="http://schemas.microsoft.com/office/drawing/2016/ink" xmlns:am3d="http://schemas.microsoft.com/office/drawing/2017/model3d" xmlns:o="urn:schemas-microsoft-com:office:office" xmlns:oel="http://schemas.microsoft.com/office/2019/extlst" xmlns:r="http://schemas.openxmlformats.org/officeDocument/2006/relationships" xmlns:m="http://schemas.openxmlformats.org/officeDocument/2006/math" xmlns:v="urn:schemas-microsoft-com:vml" xmlns:wp14="http://schemas.microsoft.com/office/word/2010/wordprocessingDrawing" xmlns:wp="http://schemas.openxmlformats.org/drawingml/2006/wordprocessingDrawing" xmlns:w10="urn:schemas-microsoft-com:office:word" xmlns:w="http://schemas.openxmlformats.org/wordprocessingml/2006/main" xmlns:w14="http://schemas.microsoft.com/office/word/2010/wordml" xmlns:w15="http://schemas.microsoft.com/office/word/2012/wordml" xmlns:w16cex="http://schemas.microsoft.com/office/word/2018/wordml/cex" xmlns:w16cid="http://schemas.microsoft.com/office/word/2016/wordml/cid" xmlns:w16="http://schemas.microsoft.com/office/word/2018/wordml" xmlns:w16du="http://schemas.microsoft.com/office/word/2023/wordml/word16du" xmlns:w16sdtdh="http://schemas.microsoft.com/office/word/2020/wordml/sdtdatahash" xmlns:w16sdtfl="http://schemas.microsoft.com/office/word/2024/wordml/sdtformatlock" xmlns:w16se="http://schemas.microsoft.com/office/word/2015/wordml/symex" xmlns:wpg="http://schemas.microsoft.com/office/word/2010/wordprocessingGroup" xmlns:wpi="http://schemas.microsoft.com/office/word/2010/wordprocessingInk" xmlns:wne="http://schemas.microsoft.com/office/word/2006/wordml" xmlns:wps="http://schemas.microsoft.com/office/word/2010/wordprocessingShape" mc:Ignorable="w14 w15 w16se w16cid w16 w16cex w16sdtdh w16sdtfl w16du wp14">
   <w:p>
     <w:pPr>
       <w:pStyle w:val="Footer"/>
@@ -491,7 +528,7 @@
 </file>
 
 <file path=word/footnotes.xml><?xml version="1.0" encoding="utf-8"?>
-<w:footnotes xmlns:wpc="http://schemas.microsoft.com/office/word/2010/wordprocessingCanvas" xmlns:cx="http://schemas.microsoft.com/office/drawing/2014/chartex" xmlns:cx1="http://schemas.microsoft.com/office/drawing/2015/9/8/chartex" xmlns:cx2="http://schemas.microsoft.com/office/drawing/2015/10/21/chartex" xmlns:cx3="http://schemas.microsoft.com/office/drawing/2016/5/9/chartex" xmlns:cx4="http://schemas.microsoft.com/office/drawing/2016/5/10/chartex" xmlns:cx5="http://schemas.microsoft.com/office/drawing/2016/5/11/chartex" xmlns:cx6="http://schemas.microsoft.com/office/drawing/2016/5/12/chartex" xmlns:cx7="http://schemas.microsoft.com/office/drawing/2016/5/13/chartex" xmlns:cx8="http://schemas.microsoft.com/office/drawing/2016/5/14/chartex" xmlns:mc="http://schemas.openxmlformats.org/markup-compatibility/2006" xmlns:aink="http://schemas.microsoft.com/office/drawing/2016/ink" xmlns:am3d="http://schemas.microsoft.com/office/drawing/2017/model3d" xmlns:o="urn:schemas-microsoft-com:office:office" xmlns:oel="http://schemas.microsoft.com/office/2019/extlst" xmlns:r="http://schemas.openxmlformats.org/officeDocument/2006/relationships" xmlns:m="http://schemas.openxmlformats.org/officeDocument/2006/math" xmlns:v="urn:schemas-microsoft-com:vml" xmlns:wp14="http://schemas.microsoft.com/office/word/2010/wordprocessingDrawing" xmlns:wp="http://schemas.openxmlformats.org/drawingml/2006/wordprocessingDrawing" xmlns:w10="urn:schemas-microsoft-com:office:word" xmlns:w="http://schemas.openxmlformats.org/wordprocessingml/2006/main" xmlns:w14="http://schemas.microsoft.com/office/word/2010/wordml" xmlns:w15="http://schemas.microsoft.com/office/word/2012/wordml" xmlns:w16cex="http://schemas.microsoft.com/office/word/2018/wordml/cex" xmlns:w16cid="http://schemas.microsoft.com/office/word/2016/wordml/cid" xmlns:w16="http://schemas.microsoft.com/office/word/2018/wordml" xmlns:w16sdtdh="http://schemas.microsoft.com/office/word/2020/wordml/sdtdatahash" xmlns:w16se="http://schemas.microsoft.com/office/word/2015/wordml/symex" xmlns:wpg="http://schemas.microsoft.com/office/word/2010/wordprocessingGroup" xmlns:wpi="http://schemas.microsoft.com/office/word/2010/wordprocessingInk" xmlns:wne="http://schemas.microsoft.com/office/word/2006/wordml" xmlns:wps="http://schemas.microsoft.com/office/word/2010/wordprocessingShape" mc:Ignorable="w14 w15 w16se w16cid w16 w16cex w16sdtdh wp14">
+<w:footnotes xmlns:wpc="http://schemas.microsoft.com/office/word/2010/wordprocessingCanvas" xmlns:cx="http://schemas.microsoft.com/office/drawing/2014/chartex" xmlns:cx1="http://schemas.microsoft.com/office/drawing/2015/9/8/chartex" xmlns:cx2="http://schemas.microsoft.com/office/drawing/2015/10/21/chartex" xmlns:cx3="http://schemas.microsoft.com/office/drawing/2016/5/9/chartex" xmlns:cx4="http://schemas.microsoft.com/office/drawing/2016/5/10/chartex" xmlns:cx5="http://schemas.microsoft.com/office/drawing/2016/5/11/chartex" xmlns:cx6="http://schemas.microsoft.com/office/drawing/2016/5/12/chartex" xmlns:cx7="http://schemas.microsoft.com/office/drawing/2016/5/13/chartex" xmlns:cx8="http://schemas.microsoft.com/office/drawing/2016/5/14/chartex" xmlns:mc="http://schemas.openxmlformats.org/markup-compatibility/2006" xmlns:aink="http://schemas.microsoft.com/office/drawing/2016/ink" xmlns:am3d="http://schemas.microsoft.com/office/drawing/2017/model3d" xmlns:o="urn:schemas-microsoft-com:office:office" xmlns:oel="http://schemas.microsoft.com/office/2019/extlst" xmlns:r="http://schemas.openxmlformats.org/officeDocument/2006/relationships" xmlns:m="http://schemas.openxmlformats.org/officeDocument/2006/math" xmlns:v="urn:schemas-microsoft-com:vml" xmlns:wp14="http://schemas.microsoft.com/office/word/2010/wordprocessingDrawing" xmlns:wp="http://schemas.openxmlformats.org/drawingml/2006/wordprocessingDrawing" xmlns:w10="urn:schemas-microsoft-com:office:word" xmlns:w="http://schemas.openxmlformats.org/wordprocessingml/2006/main" xmlns:w14="http://schemas.microsoft.com/office/word/2010/wordml" xmlns:w15="http://schemas.microsoft.com/office/word/2012/wordml" xmlns:w16cex="http://schemas.microsoft.com/office/word/2018/wordml/cex" xmlns:w16cid="http://schemas.microsoft.com/office/word/2016/wordml/cid" xmlns:w16="http://schemas.microsoft.com/office/word/2018/wordml" xmlns:w16du="http://schemas.microsoft.com/office/word/2023/wordml/word16du" xmlns:w16sdtdh="http://schemas.microsoft.com/office/word/2020/wordml/sdtdatahash" xmlns:w16sdtfl="http://schemas.microsoft.com/office/word/2024/wordml/sdtformatlock" xmlns:w16se="http://schemas.microsoft.com/office/word/2015/wordml/symex" xmlns:wpg="http://schemas.microsoft.com/office/word/2010/wordprocessingGroup" xmlns:wpi="http://schemas.microsoft.com/office/word/2010/wordprocessingInk" xmlns:wne="http://schemas.microsoft.com/office/word/2006/wordml" xmlns:wps="http://schemas.microsoft.com/office/word/2010/wordprocessingShape" mc:Ignorable="w14 w15 w16se w16cid w16 w16cex w16sdtdh w16sdtfl w16du wp14">
   <w:footnote w:type="separator" w:id="-1">
     <w:p>
       <w:pPr>
@@ -516,7 +553,7 @@
 </file>
 
 <file path=word/header1.xml><?xml version="1.0" encoding="utf-8"?>
-<w:hdr xmlns:wpc="http://schemas.microsoft.com/office/word/2010/wordprocessingCanvas" xmlns:cx="http://schemas.microsoft.com/office/drawing/2014/chartex" xmlns:cx1="http://schemas.microsoft.com/office/drawing/2015/9/8/chartex" xmlns:cx2="http://schemas.microsoft.com/office/drawing/2015/10/21/chartex" xmlns:cx3="http://schemas.microsoft.com/office/drawing/2016/5/9/chartex" xmlns:cx4="http://schemas.microsoft.com/office/drawing/2016/5/10/chartex" xmlns:cx5="http://schemas.microsoft.com/office/drawing/2016/5/11/chartex" xmlns:cx6="http://schemas.microsoft.com/office/drawing/2016/5/12/chartex" xmlns:cx7="http://schemas.microsoft.com/office/drawing/2016/5/13/chartex" xmlns:cx8="http://schemas.microsoft.com/office/drawing/2016/5/14/chartex" xmlns:mc="http://schemas.openxmlformats.org/markup-compatibility/2006" xmlns:aink="http://schemas.microsoft.com/office/drawing/2016/ink" xmlns:am3d="http://schemas.microsoft.com/office/drawing/2017/model3d" xmlns:o="urn:schemas-microsoft-com:office:office" xmlns:oel="http://schemas.microsoft.com/office/2019/extlst" xmlns:r="http://schemas.openxmlformats.org/officeDocument/2006/relationships" xmlns:m="http://schemas.openxmlformats.org/officeDocument/2006/math" xmlns:v="urn:schemas-microsoft-com:vml" xmlns:wp14="http://schemas.microsoft.com/office/word/2010/wordprocessingDrawing" xmlns:wp="http://schemas.openxmlformats.org/drawingml/2006/wordprocessingDrawing" xmlns:w10="urn:schemas-microsoft-com:office:word" xmlns:w="http://schemas.openxmlformats.org/wordprocessingml/2006/main" xmlns:w14="http://schemas.microsoft.com/office/word/2010/wordml" xmlns:w15="http://schemas.microsoft.com/office/word/2012/wordml" xmlns:w16cex="http://schemas.microsoft.com/office/word/2018/wordml/cex" xmlns:w16cid="http://schemas.microsoft.com/office/word/2016/wordml/cid" xmlns:w16="http://schemas.microsoft.com/office/word/2018/wordml" xmlns:w16sdtdh="http://schemas.microsoft.com/office/word/2020/wordml/sdtdatahash" xmlns:w16se="http://schemas.microsoft.com/office/word/2015/wordml/symex" xmlns:wpg="http://schemas.microsoft.com/office/word/2010/wordprocessingGroup" xmlns:wpi="http://schemas.microsoft.com/office/word/2010/wordprocessingInk" xmlns:wne="http://schemas.microsoft.com/office/word/2006/wordml" xmlns:wps="http://schemas.microsoft.com/office/word/2010/wordprocessingShape" mc:Ignorable="w14 w15 w16se w16cid w16 w16cex w16sdtdh wp14">
+<w:hdr xmlns:wpc="http://schemas.microsoft.com/office/word/2010/wordprocessingCanvas" xmlns:cx="http://schemas.microsoft.com/office/drawing/2014/chartex" xmlns:cx1="http://schemas.microsoft.com/office/drawing/2015/9/8/chartex" xmlns:cx2="http://schemas.microsoft.com/office/drawing/2015/10/21/chartex" xmlns:cx3="http://schemas.microsoft.com/office/drawing/2016/5/9/chartex" xmlns:cx4="http://schemas.microsoft.com/office/drawing/2016/5/10/chartex" xmlns:cx5="http://schemas.microsoft.com/office/drawing/2016/5/11/chartex" xmlns:cx6="http://schemas.microsoft.com/office/drawing/2016/5/12/chartex" xmlns:cx7="http://schemas.microsoft.com/office/drawing/2016/5/13/chartex" xmlns:cx8="http://schemas.microsoft.com/office/drawing/2016/5/14/chartex" xmlns:mc="http://schemas.openxmlformats.org/markup-compatibility/2006" xmlns:aink="http://schemas.microsoft.com/office/drawing/2016/ink" xmlns:am3d="http://schemas.microsoft.com/office/drawing/2017/model3d" xmlns:o="urn:schemas-microsoft-com:office:office" xmlns:oel="http://schemas.microsoft.com/office/2019/extlst" xmlns:r="http://schemas.openxmlformats.org/officeDocument/2006/relationships" xmlns:m="http://schemas.openxmlformats.org/officeDocument/2006/math" xmlns:v="urn:schemas-microsoft-com:vml" xmlns:wp14="http://schemas.microsoft.com/office/word/2010/wordprocessingDrawing" xmlns:wp="http://schemas.openxmlformats.org/drawingml/2006/wordprocessingDrawing" xmlns:w10="urn:schemas-microsoft-com:office:word" xmlns:w="http://schemas.openxmlformats.org/wordprocessingml/2006/main" xmlns:w14="http://schemas.microsoft.com/office/word/2010/wordml" xmlns:w15="http://schemas.microsoft.com/office/word/2012/wordml" xmlns:w16cex="http://schemas.microsoft.com/office/word/2018/wordml/cex" xmlns:w16cid="http://schemas.microsoft.com/office/word/2016/wordml/cid" xmlns:w16="http://schemas.microsoft.com/office/word/2018/wordml" xmlns:w16du="http://schemas.microsoft.com/office/word/2023/wordml/word16du" xmlns:w16sdtdh="http://schemas.microsoft.com/office/word/2020/wordml/sdtdatahash" xmlns:w16sdtfl="http://schemas.microsoft.com/office/word/2024/wordml/sdtformatlock" xmlns:w16se="http://schemas.microsoft.com/office/word/2015/wordml/symex" xmlns:wpg="http://schemas.microsoft.com/office/word/2010/wordprocessingGroup" xmlns:wpi="http://schemas.microsoft.com/office/word/2010/wordprocessingInk" xmlns:wne="http://schemas.microsoft.com/office/word/2006/wordml" xmlns:wps="http://schemas.microsoft.com/office/word/2010/wordprocessingShape" mc:Ignorable="w14 w15 w16se w16cid w16 w16cex w16sdtdh w16sdtfl w16du wp14">
   <w:p>
     <w:pPr>
       <w:pStyle w:val="Header"/>
@@ -526,7 +563,7 @@
 </file>
 
 <file path=word/header2.xml><?xml version="1.0" encoding="utf-8"?>
-<w:hdr xmlns:wpc="http://schemas.microsoft.com/office/word/2010/wordprocessingCanvas" xmlns:cx="http://schemas.microsoft.com/office/drawing/2014/chartex" xmlns:cx1="http://schemas.microsoft.com/office/drawing/2015/9/8/chartex" xmlns:cx2="http://schemas.microsoft.com/office/drawing/2015/10/21/chartex" xmlns:cx3="http://schemas.microsoft.com/office/drawing/2016/5/9/chartex" xmlns:cx4="http://schemas.microsoft.com/office/drawing/2016/5/10/chartex" xmlns:cx5="http://schemas.microsoft.com/office/drawing/2016/5/11/chartex" xmlns:cx6="http://schemas.microsoft.com/office/drawing/2016/5/12/chartex" xmlns:cx7="http://schemas.microsoft.com/office/drawing/2016/5/13/chartex" xmlns:cx8="http://schemas.microsoft.com/office/drawing/2016/5/14/chartex" xmlns:mc="http://schemas.openxmlformats.org/markup-compatibility/2006" xmlns:aink="http://schemas.microsoft.com/office/drawing/2016/ink" xmlns:am3d="http://schemas.microsoft.com/office/drawing/2017/model3d" xmlns:o="urn:schemas-microsoft-com:office:office" xmlns:oel="http://schemas.microsoft.com/office/2019/extlst" xmlns:r="http://schemas.openxmlformats.org/officeDocument/2006/relationships" xmlns:m="http://schemas.openxmlformats.org/officeDocument/2006/math" xmlns:v="urn:schemas-microsoft-com:vml" xmlns:wp14="http://schemas.microsoft.com/office/word/2010/wordprocessingDrawing" xmlns:wp="http://schemas.openxmlformats.org/drawingml/2006/wordprocessingDrawing" xmlns:w10="urn:schemas-microsoft-com:office:word" xmlns:w="http://schemas.openxmlformats.org/wordprocessingml/2006/main" xmlns:w14="http://schemas.microsoft.com/office/word/2010/wordml" xmlns:w15="http://schemas.microsoft.com/office/word/2012/wordml" xmlns:w16cex="http://schemas.microsoft.com/office/word/2018/wordml/cex" xmlns:w16cid="http://schemas.microsoft.com/office/word/2016/wordml/cid" xmlns:w16="http://schemas.microsoft.com/office/word/2018/wordml" xmlns:w16sdtdh="http://schemas.microsoft.com/office/word/2020/wordml/sdtdatahash" xmlns:w16se="http://schemas.microsoft.com/office/word/2015/wordml/symex" xmlns:wpg="http://schemas.microsoft.com/office/word/2010/wordprocessingGroup" xmlns:wpi="http://schemas.microsoft.com/office/word/2010/wordprocessingInk" xmlns:wne="http://schemas.microsoft.com/office/word/2006/wordml" xmlns:wps="http://schemas.microsoft.com/office/word/2010/wordprocessingShape" mc:Ignorable="w14 w15 w16se w16cid w16 w16cex w16sdtdh wp14">
+<w:hdr xmlns:wpc="http://schemas.microsoft.com/office/word/2010/wordprocessingCanvas" xmlns:cx="http://schemas.microsoft.com/office/drawing/2014/chartex" xmlns:cx1="http://schemas.microsoft.com/office/drawing/2015/9/8/chartex" xmlns:cx2="http://schemas.microsoft.com/office/drawing/2015/10/21/chartex" xmlns:cx3="http://schemas.microsoft.com/office/drawing/2016/5/9/chartex" xmlns:cx4="http://schemas.microsoft.com/office/drawing/2016/5/10/chartex" xmlns:cx5="http://schemas.microsoft.com/office/drawing/2016/5/11/chartex" xmlns:cx6="http://schemas.microsoft.com/office/drawing/2016/5/12/chartex" xmlns:cx7="http://schemas.microsoft.com/office/drawing/2016/5/13/chartex" xmlns:cx8="http://schemas.microsoft.com/office/drawing/2016/5/14/chartex" xmlns:mc="http://schemas.openxmlformats.org/markup-compatibility/2006" xmlns:aink="http://schemas.microsoft.com/office/drawing/2016/ink" xmlns:am3d="http://schemas.microsoft.com/office/drawing/2017/model3d" xmlns:o="urn:schemas-microsoft-com:office:office" xmlns:oel="http://schemas.microsoft.com/office/2019/extlst" xmlns:r="http://schemas.openxmlformats.org/officeDocument/2006/relationships" xmlns:m="http://schemas.openxmlformats.org/officeDocument/2006/math" xmlns:v="urn:schemas-microsoft-com:vml" xmlns:wp14="http://schemas.microsoft.com/office/word/2010/wordprocessingDrawing" xmlns:wp="http://schemas.openxmlformats.org/drawingml/2006/wordprocessingDrawing" xmlns:w10="urn:schemas-microsoft-com:office:word" xmlns:w="http://schemas.openxmlformats.org/wordprocessingml/2006/main" xmlns:w14="http://schemas.microsoft.com/office/word/2010/wordml" xmlns:w15="http://schemas.microsoft.com/office/word/2012/wordml" xmlns:w16cex="http://schemas.microsoft.com/office/word/2018/wordml/cex" xmlns:w16cid="http://schemas.microsoft.com/office/word/2016/wordml/cid" xmlns:w16="http://schemas.microsoft.com/office/word/2018/wordml" xmlns:w16du="http://schemas.microsoft.com/office/word/2023/wordml/word16du" xmlns:w16sdtdh="http://schemas.microsoft.com/office/word/2020/wordml/sdtdatahash" xmlns:w16sdtfl="http://schemas.microsoft.com/office/word/2024/wordml/sdtformatlock" xmlns:w16se="http://schemas.microsoft.com/office/word/2015/wordml/symex" xmlns:wpg="http://schemas.microsoft.com/office/word/2010/wordprocessingGroup" xmlns:wpi="http://schemas.microsoft.com/office/word/2010/wordprocessingInk" xmlns:wne="http://schemas.microsoft.com/office/word/2006/wordml" xmlns:wps="http://schemas.microsoft.com/office/word/2010/wordprocessingShape" mc:Ignorable="w14 w15 w16se w16cid w16 w16cex w16sdtdh w16sdtfl w16du wp14">
   <w:p>
     <w:pPr>
       <w:pStyle w:val="Header"/>
@@ -537,7 +574,7 @@
 </file>
 
 <file path=word/header3.xml><?xml version="1.0" encoding="utf-8"?>
-<w:hdr xmlns:wpc="http://schemas.microsoft.com/office/word/2010/wordprocessingCanvas" xmlns:cx="http://schemas.microsoft.com/office/drawing/2014/chartex" xmlns:cx1="http://schemas.microsoft.com/office/drawing/2015/9/8/chartex" xmlns:cx2="http://schemas.microsoft.com/office/drawing/2015/10/21/chartex" xmlns:cx3="http://schemas.microsoft.com/office/drawing/2016/5/9/chartex" xmlns:cx4="http://schemas.microsoft.com/office/drawing/2016/5/10/chartex" xmlns:cx5="http://schemas.microsoft.com/office/drawing/2016/5/11/chartex" xmlns:cx6="http://schemas.microsoft.com/office/drawing/2016/5/12/chartex" xmlns:cx7="http://schemas.microsoft.com/office/drawing/2016/5/13/chartex" xmlns:cx8="http://schemas.microsoft.com/office/drawing/2016/5/14/chartex" xmlns:mc="http://schemas.openxmlformats.org/markup-compatibility/2006" xmlns:aink="http://schemas.microsoft.com/office/drawing/2016/ink" xmlns:am3d="http://schemas.microsoft.com/office/drawing/2017/model3d" xmlns:o="urn:schemas-microsoft-com:office:office" xmlns:oel="http://schemas.microsoft.com/office/2019/extlst" xmlns:r="http://schemas.openxmlformats.org/officeDocument/2006/relationships" xmlns:m="http://schemas.openxmlformats.org/officeDocument/2006/math" xmlns:v="urn:schemas-microsoft-com:vml" xmlns:wp14="http://schemas.microsoft.com/office/word/2010/wordprocessingDrawing" xmlns:wp="http://schemas.openxmlformats.org/drawingml/2006/wordprocessingDrawing" xmlns:w10="urn:schemas-microsoft-com:office:word" xmlns:w="http://schemas.openxmlformats.org/wordprocessingml/2006/main" xmlns:w14="http://schemas.microsoft.com/office/word/2010/wordml" xmlns:w15="http://schemas.microsoft.com/office/word/2012/wordml" xmlns:w16cex="http://schemas.microsoft.com/office/word/2018/wordml/cex" xmlns:w16cid="http://schemas.microsoft.com/office/word/2016/wordml/cid" xmlns:w16="http://schemas.microsoft.com/office/word/2018/wordml" xmlns:w16sdtdh="http://schemas.microsoft.com/office/word/2020/wordml/sdtdatahash" xmlns:w16se="http://schemas.microsoft.com/office/word/2015/wordml/symex" xmlns:wpg="http://schemas.microsoft.com/office/word/2010/wordprocessingGroup" xmlns:wpi="http://schemas.microsoft.com/office/word/2010/wordprocessingInk" xmlns:wne="http://schemas.microsoft.com/office/word/2006/wordml" xmlns:wps="http://schemas.microsoft.com/office/word/2010/wordprocessingShape" mc:Ignorable="w14 w15 w16se w16cid w16 w16cex w16sdtdh wp14">
+<w:hdr xmlns:wpc="http://schemas.microsoft.com/office/word/2010/wordprocessingCanvas" xmlns:cx="http://schemas.microsoft.com/office/drawing/2014/chartex" xmlns:cx1="http://schemas.microsoft.com/office/drawing/2015/9/8/chartex" xmlns:cx2="http://schemas.microsoft.com/office/drawing/2015/10/21/chartex" xmlns:cx3="http://schemas.microsoft.com/office/drawing/2016/5/9/chartex" xmlns:cx4="http://schemas.microsoft.com/office/drawing/2016/5/10/chartex" xmlns:cx5="http://schemas.microsoft.com/office/drawing/2016/5/11/chartex" xmlns:cx6="http://schemas.microsoft.com/office/drawing/2016/5/12/chartex" xmlns:cx7="http://schemas.microsoft.com/office/drawing/2016/5/13/chartex" xmlns:cx8="http://schemas.microsoft.com/office/drawing/2016/5/14/chartex" xmlns:mc="http://schemas.openxmlformats.org/markup-compatibility/2006" xmlns:aink="http://schemas.microsoft.com/office/drawing/2016/ink" xmlns:am3d="http://schemas.microsoft.com/office/drawing/2017/model3d" xmlns:o="urn:schemas-microsoft-com:office:office" xmlns:oel="http://schemas.microsoft.com/office/2019/extlst" xmlns:r="http://schemas.openxmlformats.org/officeDocument/2006/relationships" xmlns:m="http://schemas.openxmlformats.org/officeDocument/2006/math" xmlns:v="urn:schemas-microsoft-com:vml" xmlns:wp14="http://schemas.microsoft.com/office/word/2010/wordprocessingDrawing" xmlns:wp="http://schemas.openxmlformats.org/drawingml/2006/wordprocessingDrawing" xmlns:w10="urn:schemas-microsoft-com:office:word" xmlns:w="http://schemas.openxmlformats.org/wordprocessingml/2006/main" xmlns:w14="http://schemas.microsoft.com/office/word/2010/wordml" xmlns:w15="http://schemas.microsoft.com/office/word/2012/wordml" xmlns:w16cex="http://schemas.microsoft.com/office/word/2018/wordml/cex" xmlns:w16cid="http://schemas.microsoft.com/office/word/2016/wordml/cid" xmlns:w16="http://schemas.microsoft.com/office/word/2018/wordml" xmlns:w16du="http://schemas.microsoft.com/office/word/2023/wordml/word16du" xmlns:w16sdtdh="http://schemas.microsoft.com/office/word/2020/wordml/sdtdatahash" xmlns:w16sdtfl="http://schemas.microsoft.com/office/word/2024/wordml/sdtformatlock" xmlns:w16se="http://schemas.microsoft.com/office/word/2015/wordml/symex" xmlns:wpg="http://schemas.microsoft.com/office/word/2010/wordprocessingGroup" xmlns:wpi="http://schemas.microsoft.com/office/word/2010/wordprocessingInk" xmlns:wne="http://schemas.microsoft.com/office/word/2006/wordml" xmlns:wps="http://schemas.microsoft.com/office/word/2010/wordprocessingShape" mc:Ignorable="w14 w15 w16se w16cid w16 w16cex w16sdtdh w16sdtfl w16du wp14">
   <w:p>
     <w:pPr>
       <w:pStyle w:val="Header"/>
@@ -546,7 +583,7 @@
     <w:r>
       <w:tab/>
       <w:tab/>
-      <w:t>2026-06-17</w:t>
+      <w:t>2026-06-18</w:t>
       <w:br/>
       <w:br/>
     </w:r>
@@ -559,7 +596,7 @@
 </file>
 
 <file path=word/numbering.xml><?xml version="1.0" encoding="utf-8"?>
-<w:numbering xmlns:wpc="http://schemas.microsoft.com/office/word/2010/wordprocessingCanvas" xmlns:cx="http://schemas.microsoft.com/office/drawing/2014/chartex" xmlns:cx1="http://schemas.microsoft.com/office/drawing/2015/9/8/chartex" xmlns:cx2="http://schemas.microsoft.com/office/drawing/2015/10/21/chartex" xmlns:cx3="http://schemas.microsoft.com/office/drawing/2016/5/9/chartex" xmlns:cx4="http://schemas.microsoft.com/office/drawing/2016/5/10/chartex" xmlns:cx5="http://schemas.microsoft.com/office/drawing/2016/5/11/chartex" xmlns:cx6="http://schemas.microsoft.com/office/drawing/2016/5/12/chartex" xmlns:cx7="http://schemas.microsoft.com/office/drawing/2016/5/13/chartex" xmlns:cx8="http://schemas.microsoft.com/office/drawing/2016/5/14/chartex" xmlns:mc="http://schemas.openxmlformats.org/markup-compatibility/2006" xmlns:aink="http://schemas.microsoft.com/office/drawing/2016/ink" xmlns:am3d="http://schemas.microsoft.com/office/drawing/2017/model3d" xmlns:o="urn:schemas-microsoft-com:office:office" xmlns:oel="http://schemas.microsoft.com/office/2019/extlst" xmlns:r="http://schemas.openxmlformats.org/officeDocument/2006/relationships" xmlns:m="http://schemas.openxmlformats.org/officeDocument/2006/math" xmlns:v="urn:schemas-microsoft-com:vml" xmlns:wp14="http://schemas.microsoft.com/office/word/2010/wordprocessingDrawing" xmlns:wp="http://schemas.openxmlformats.org/drawingml/2006/wordprocessingDrawing" xmlns:w10="urn:schemas-microsoft-com:office:word" xmlns:w="http://schemas.openxmlformats.org/wordprocessingml/2006/main" xmlns:w14="http://schemas.microsoft.com/office/word/2010/wordml" xmlns:w15="http://schemas.microsoft.com/office/word/2012/wordml" xmlns:w16cex="http://schemas.microsoft.com/office/word/2018/wordml/cex" xmlns:w16cid="http://schemas.microsoft.com/office/word/2016/wordml/cid" xmlns:w16="http://schemas.microsoft.com/office/word/2018/wordml" xmlns:w16sdtdh="http://schemas.microsoft.com/office/word/2020/wordml/sdtdatahash" xmlns:w16se="http://schemas.microsoft.com/office/word/2015/wordml/symex" xmlns:wpg="http://schemas.microsoft.com/office/word/2010/wordprocessingGroup" xmlns:wpi="http://schemas.microsoft.com/office/word/2010/wordprocessingInk" xmlns:wne="http://schemas.microsoft.com/office/word/2006/wordml" xmlns:wps="http://schemas.microsoft.com/office/word/2010/wordprocessingShape" mc:Ignorable="w14 w15 w16se w16cid w16 w16cex w16sdtdh wp14">
+<w:numbering xmlns:wpc="http://schemas.microsoft.com/office/word/2010/wordprocessingCanvas" xmlns:cx="http://schemas.microsoft.com/office/drawing/2014/chartex" xmlns:cx1="http://schemas.microsoft.com/office/drawing/2015/9/8/chartex" xmlns:cx2="http://schemas.microsoft.com/office/drawing/2015/10/21/chartex" xmlns:cx3="http://schemas.microsoft.com/office/drawing/2016/5/9/chartex" xmlns:cx4="http://schemas.microsoft.com/office/drawing/2016/5/10/chartex" xmlns:cx5="http://schemas.microsoft.com/office/drawing/2016/5/11/chartex" xmlns:cx6="http://schemas.microsoft.com/office/drawing/2016/5/12/chartex" xmlns:cx7="http://schemas.microsoft.com/office/drawing/2016/5/13/chartex" xmlns:cx8="http://schemas.microsoft.com/office/drawing/2016/5/14/chartex" xmlns:mc="http://schemas.openxmlformats.org/markup-compatibility/2006" xmlns:aink="http://schemas.microsoft.com/office/drawing/2016/ink" xmlns:am3d="http://schemas.microsoft.com/office/drawing/2017/model3d" xmlns:o="urn:schemas-microsoft-com:office:office" xmlns:oel="http://schemas.microsoft.com/office/2019/extlst" xmlns:r="http://schemas.openxmlformats.org/officeDocument/2006/relationships" xmlns:m="http://schemas.openxmlformats.org/officeDocument/2006/math" xmlns:v="urn:schemas-microsoft-com:vml" xmlns:wp14="http://schemas.microsoft.com/office/word/2010/wordprocessingDrawing" xmlns:wp="http://schemas.openxmlformats.org/drawingml/2006/wordprocessingDrawing" xmlns:w10="urn:schemas-microsoft-com:office:word" xmlns:w="http://schemas.openxmlformats.org/wordprocessingml/2006/main" xmlns:w14="http://schemas.microsoft.com/office/word/2010/wordml" xmlns:w15="http://schemas.microsoft.com/office/word/2012/wordml" xmlns:w16cex="http://schemas.microsoft.com/office/word/2018/wordml/cex" xmlns:w16cid="http://schemas.microsoft.com/office/word/2016/wordml/cid" xmlns:w16="http://schemas.microsoft.com/office/word/2018/wordml" xmlns:w16du="http://schemas.microsoft.com/office/word/2023/wordml/word16du" xmlns:w16sdtdh="http://schemas.microsoft.com/office/word/2020/wordml/sdtdatahash" xmlns:w16sdtfl="http://schemas.microsoft.com/office/word/2024/wordml/sdtformatlock" xmlns:w16se="http://schemas.microsoft.com/office/word/2015/wordml/symex" xmlns:wpg="http://schemas.microsoft.com/office/word/2010/wordprocessingGroup" xmlns:wpi="http://schemas.microsoft.com/office/word/2010/wordprocessingInk" xmlns:wne="http://schemas.microsoft.com/office/word/2006/wordml" xmlns:wps="http://schemas.microsoft.com/office/word/2010/wordprocessingShape" mc:Ignorable="w14 w15 w16se w16cid w16 w16cex w16sdtdh w16sdtfl w16du wp14">
   <w:abstractNum w:abstractNumId="0" w15:restartNumberingAfterBreak="0">
     <w:nsid w:val="FFFFFF7C"/>
     <w:multiLevelType w:val="singleLevel"/>
@@ -762,7 +799,7 @@
 </file>
 
 <file path=word/styles.xml><?xml version="1.0" encoding="utf-8"?>
-<w:styles xmlns:mc="http://schemas.openxmlformats.org/markup-compatibility/2006" xmlns:r="http://schemas.openxmlformats.org/officeDocument/2006/relationships" xmlns:w="http://schemas.openxmlformats.org/wordprocessingml/2006/main" xmlns:w14="http://schemas.microsoft.com/office/word/2010/wordml" xmlns:w15="http://schemas.microsoft.com/office/word/2012/wordml" xmlns:w16cex="http://schemas.microsoft.com/office/word/2018/wordml/cex" xmlns:w16cid="http://schemas.microsoft.com/office/word/2016/wordml/cid" xmlns:w16="http://schemas.microsoft.com/office/word/2018/wordml" xmlns:w16sdtdh="http://schemas.microsoft.com/office/word/2020/wordml/sdtdatahash" xmlns:w16se="http://schemas.microsoft.com/office/word/2015/wordml/symex" mc:Ignorable="w14 w15 w16se w16cid w16 w16cex w16sdtdh">
+<w:styles xmlns:mc="http://schemas.openxmlformats.org/markup-compatibility/2006" xmlns:r="http://schemas.openxmlformats.org/officeDocument/2006/relationships" xmlns:w="http://schemas.openxmlformats.org/wordprocessingml/2006/main" xmlns:w14="http://schemas.microsoft.com/office/word/2010/wordml" xmlns:w15="http://schemas.microsoft.com/office/word/2012/wordml" xmlns:w16cex="http://schemas.microsoft.com/office/word/2018/wordml/cex" xmlns:w16cid="http://schemas.microsoft.com/office/word/2016/wordml/cid" xmlns:w16="http://schemas.microsoft.com/office/word/2018/wordml" xmlns:w16du="http://schemas.microsoft.com/office/word/2023/wordml/word16du" xmlns:w16sdtdh="http://schemas.microsoft.com/office/word/2020/wordml/sdtdatahash" xmlns:w16sdtfl="http://schemas.microsoft.com/office/word/2024/wordml/sdtformatlock" xmlns:w16se="http://schemas.microsoft.com/office/word/2015/wordml/symex" mc:Ignorable="w14 w15 w16se w16cid w16 w16cex w16sdtdh w16sdtfl w16du">
   <w:docDefaults>
     <w:rPrDefault>
       <w:rPr>
@@ -1520,7 +1557,7 @@
     <w:link w:val="TitleChar"/>
     <w:uiPriority w:val="10"/>
     <w:qFormat/>
-    <w:rsid w:val="007106C8"/>
+    <w:rsid w:val="00E854FA"/>
     <w:pPr>
       <w:spacing w:after="300" w:line="240" w:lineRule="auto"/>
       <w:contextualSpacing/>
@@ -1530,7 +1567,7 @@
       <w:rFonts w:eastAsiaTheme="majorEastAsia" w:cstheme="majorBidi"/>
       <w:spacing w:val="5"/>
       <w:kern w:val="28"/>
-      <w:sz w:val="52"/>
+      <w:sz w:val="40"/>
       <w:szCs w:val="52"/>
       <w:lang w:val="sv-SE" w:eastAsia="en-US" w:bidi="ar-SA"/>
     </w:rPr>
@@ -1540,12 +1577,12 @@
     <w:basedOn w:val="DefaultParagraphFont"/>
     <w:link w:val="Title"/>
     <w:uiPriority w:val="10"/>
-    <w:rsid w:val="007106C8"/>
+    <w:rsid w:val="00E854FA"/>
     <w:rPr>
       <w:rFonts w:ascii="Times New Roman" w:eastAsiaTheme="majorEastAsia" w:hAnsi="Times New Roman" w:cstheme="majorBidi"/>
       <w:spacing w:val="5"/>
       <w:kern w:val="28"/>
-      <w:sz w:val="52"/>
+      <w:sz w:val="40"/>
       <w:szCs w:val="52"/>
       <w:lang w:val="sv-SE" w:eastAsia="en-US" w:bidi="ar-SA"/>
     </w:rPr>

--- a/tillsyn/A 62060-2025 tillsynsbegäran.docx
+++ b/tillsyn/A 62060-2025 tillsynsbegäran.docx
@@ -583,7 +583,7 @@
     <w:r>
       <w:tab/>
       <w:tab/>
-      <w:t>2026-06-18</w:t>
+      <w:t>2026-06-19</w:t>
       <w:br/>
       <w:br/>
     </w:r>

--- a/tillsyn/A 62060-2025 tillsynsbegäran.docx
+++ b/tillsyn/A 62060-2025 tillsynsbegäran.docx
@@ -583,7 +583,7 @@
     <w:r>
       <w:tab/>
       <w:tab/>
-      <w:t>2026-06-19</w:t>
+      <w:t>2026-06-20</w:t>
       <w:br/>
       <w:br/>
     </w:r>

--- a/tillsyn/A 62060-2025 tillsynsbegäran.docx
+++ b/tillsyn/A 62060-2025 tillsynsbegäran.docx
@@ -12,10 +12,7 @@
     </w:p>
     <w:p>
       <w:r>
-        <w:t>Detta dokument behandlar höga naturvärden i avverkningsanmälan A 62060-2025 i Östersunds kommun som inkom 2025-12-15 och omfattar 6,0 ha.</w:t>
-      </w:r>
-      <w:r>
-        <w:t xml:space="preserve"> I Figur 1 visas fyndplatser för naturvårdsarter i området, som finns registrerade på Artportalen.</w:t>
+        <w:t>Denna tillsynsbegäran behandlar höga naturvärden i avverkningsanmälan A 62060-2025 i Östersunds kommun som inkom 2025-12-15 och omfattar 6,0 ha.</w:t>
       </w:r>
     </w:p>
     <w:p>
@@ -63,7 +60,20 @@
         <w:spacing w:after="240"/>
       </w:pPr>
       <w:r>
-        <w:t>Figur 1. Fyndplatser för naturvårdsarter i och inom 19 meter från avverkningsanmälan (röd linje). Inom parentes anges rödlistekategorier, S för signalarter, Tför typiska arter och fridlysningsparagrafer i artskyddsförordningen.Markörer utan svart kant är placerade på fyndplatsen. Markörer med svart kant är placerade vid sidan av fyndplatsen och har ett svart streck som visar fyndplatsens exakta position. Kartans mittpunktskoordinat är N 7022154, E 516379 i SWEREF 99 TM.</w:t>
+        <w:t>Figur 1. Fyndplatser för naturvårdsarter i och inom 19 meter från avverkningsanmälan. Markörer utan svart kant är placerade på fyndplatsen. Markörer med svart kant är placerade vid sidan av fyndplatsen har ett svart streck som visar fyndplatsens exakta position. Kartans mittpunktskoordinat är N 7022154, E 516379 i SWEREF 99 TM.</w:t>
+      </w:r>
+    </w:p>
+    <w:p>
+      <w:r>
+        <w:t>I och inom 19 meter från avverkningsanmälan finns fynd av 6 naturvårdsarter, varav 6 är rödlistade, 1 är fridlyst och 3 är typiska (T): fläckporing (VU, T), skrovlig taggsvamp (VU), dropptaggsvamp (NT, T), fjällig taggsvamp s.str. (NT), skarp dropptaggsvamp (NT) och tretåig hackspett (NT, T, §4). Se Figur 1.</w:t>
+      </w:r>
+    </w:p>
+    <w:p>
+      <w:pPr>
+        <w:pStyle w:val="Heading1"/>
+      </w:pPr>
+      <w:r>
+        <w:t>Tillsynsbegäran</w:t>
       </w:r>
     </w:p>
     <w:p>
@@ -77,53 +87,16 @@
       </w:r>
     </w:p>
     <w:p>
-      <w:r>
-        <w:t>Nedan beskrivs fynd av naturvårdsarter och fridlysta arter som gjorts i det avverkningsanmälda området. I BILAGA 1 finns artfakta om fridlysta arter.</w:t>
-      </w:r>
-    </w:p>
-    <w:p>
       <w:pPr>
         <w:pStyle w:val="Heading1"/>
       </w:pPr>
       <w:r>
-        <w:t>Naturvårdsarter</w:t>
+        <w:t>Naturvårdsarter och fridlysta arter</w:t>
       </w:r>
     </w:p>
     <w:p>
       <w:r>
-        <w:t>I och inom 19 meter från avverkningsanmälan har följande 6 naturvårdsarter hittats: fläckporing (VU, T), skrovlig taggsvamp (VU), dropptaggsvamp (NT, T), fjällig taggsvamp s.str. (NT), skarp dropptaggsvamp (NT) och tretåig hackspett (NT, T, §4). Av dessa är 6 rödlistade. För rödlistade arter har rödlistekategorin angivits inom parentes. Typiska arter inom Natura 2000 som är kopplade till skogsekosystem har markerats med (T). För fridlysta arter anges även paragrafen i Artskyddsförordningen som arten är fridlyst enligt.</w:t>
-      </w:r>
-    </w:p>
-    <w:p>
-      <w:r>
-        <w:t>De påträffade naturvårdsarterna är ett tydligt kvitto på att det rör sig om en skog med höga naturvärden.</w:t>
-      </w:r>
-    </w:p>
-    <w:p>
-      <w:pPr>
-        <w:pStyle w:val="Heading2"/>
-      </w:pPr>
-      <w:r>
-        <w:t>Fridlysta arter</w:t>
-      </w:r>
-    </w:p>
-    <w:p>
-      <w:r>
-        <w:t>Följande fridlysta arter har sina livsmiljöer och växtplatser i den avverkningsanmälda skogen: tretåig hackspett (NT, T, §4).</w:t>
-      </w:r>
-    </w:p>
-    <w:p>
-      <w:r>
-        <w:t xml:space="preserve">Observera att medlemsländerna är skyldiga att agera i enlighet med EU:s fågeldirektiv där det uttryckligen står att direktivet gäller för fåglar samt för deras ägg, bon och </w:t>
-      </w:r>
-      <w:r>
-        <w:rPr>
-          <w:b/>
-        </w:rPr>
-        <w:t xml:space="preserve">livsmiljöer </w:t>
-      </w:r>
-      <w:r>
-        <w:t>(artikel 1). Vidare att de åtgärder som vidtas inte får leda till en försämring av den nuvarande situationen beträffande bevarandet av de fågelarter som avses i artikel 1 (artikel 13). Fågeldirektivet är styrande för tillsynsansvariga myndigheters ärendehantering, ställningstaganden och beslutsfattande.</w:t>
+        <w:t>Nedan följer beskrivningar av de naturvårdsarter och fridlysta arter som har sina livsmiljöer och växtplatser i den avverkningsanmälda skogen. Se även ytterligare artfakta i BILAGA 1. De påträffade naturvårdsarterna är ett tydligt kvitto på att det rör sig om en skog med höga naturvärden.</w:t>
       </w:r>
     </w:p>
     <w:p>
@@ -131,41 +104,30 @@
         <w:rPr>
           <w:b/>
         </w:rPr>
-        <w:t>Tretåig hackspett (NT, §4)</w:t>
+        <w:t>Fläckporing (VU)</w:t>
       </w:r>
       <w:r>
-        <w:t xml:space="preserve"> är rödlistad som nära hotad och ingår i bilaga 1 i EU:s fågeldirektiv. Tretåig hackspett är för sin överlevnad beroende av kontinuerlig tillförsel av äldre döende och död ved, som sker genom naturliga självgallringsprocesser i äldre grannaturskogar och barrblandade naturskogar. Om en skog genom skogsbruk gallras eller glesas ur så upphör och uteblir i stort sett den naturliga självgallringsprocessen för mycket lång tid framöver vilket omöjliggör upprätthållandet av den kontinuerliga ekologiska funktionen i ett område. Det finns studier som visar att naturskogens självgallringsprocess som den tretåiga hackspetten är beroende av, inte kan ersättas med efterlämnad hänsyn i skogsbruket (Imbeau &amp; Desrochers, 2002). Storleken på häckningsreviret varierar med skogstypen, förekomsten av död ved och graden av fragmentering, men är i allmänhet i storleksordningen 25–100 hektar. Vintertid krävs ofta betydligt större områden och det finns studier som antyder att arten behöver minst 100 hektar äldre skog. I områden med låg bonitet kan det behövas över 200 hektar lämpligt habitat för att ett par ska kunna reproducera sig. Områden med dokumenterad permanent förekomst i naturskogsmiljöer har vanligen så stora naturvärden att skogsbruk är olämpligt. Tretåig hackspett är typisk art för </w:t>
+        <w:t xml:space="preserve"> är en mycket bra signalart som visar på tallnaturskogar med höga naturvärden. Den är placerad högst upp i Skogsstyrelsens värdepyramid för bedömning av skog med höga naturvärden och indikerar områden som är mer eller mindre opåverkade av skogsbruk och där det funnits en kontinuitet av tallågor i olika nedbrytningsstadier. För att på lång sikt bibehålla livskraftiga populationer i ett område behövs troligen större skyddade områden som tillåter att man upprätthåller en naturlig branddynamik. Fläckporing är typisk art för </w:t>
       </w:r>
       <w:r>
         <w:rPr>
           <w:i/>
         </w:rPr>
-        <w:t xml:space="preserve">9010 Taiga, 9740 Skogsbevuxen myr, 9030 Landhöjningsskog </w:t>
+        <w:t>9010 Taiga</w:t>
       </w:r>
       <w:r>
-        <w:t xml:space="preserve">och </w:t>
-      </w:r>
-      <w:r>
-        <w:rPr>
-          <w:i/>
-        </w:rPr>
-        <w:t>9040 Fjällbjörkskog</w:t>
-      </w:r>
-      <w:r>
-        <w:t xml:space="preserve"> (Skogsstyrelsen, 2016; SLU Artdatabanken, 2024).</w:t>
+        <w:t xml:space="preserve"> (SLU Artdatabanken, 2024; Nitare &amp; Skogsstyrelsen, 2019).</w:t>
       </w:r>
     </w:p>
     <w:p>
       <w:r>
-        <w:t>I BILAGA 1 finns mer detaljerad information om ekologi samt krav på livsmiljö hos fridlysta arter.</w:t>
+        <w:rPr>
+          <w:b/>
+        </w:rPr>
+        <w:t xml:space="preserve">Skrovlig taggsvamp (VU) </w:t>
       </w:r>
-    </w:p>
-    <w:p>
-      <w:pPr>
-        <w:pStyle w:val="Heading2"/>
-      </w:pPr>
       <w:r>
-        <w:t>Övriga naturvårdsarter</w:t>
+        <w:t>bildar mykorrhiza med tall i äldre tallskog, framför allt på tallhed. Den växer huvudsakligen i äldre barrskog som hotas av slutavverkning. Genom att äldre barrskogar och naturskogar blir allt sällsyntare, missgynnas arten av skogsbruk. Arten ingår i ett åtgärdsprogram för hotade arter (ÅGP) och en långsiktig tillgång till svampens värdträd behöver säkras genom att växtplatserna undantas från avverkning. Skrovlig taggsvamp är globalt rödlistad som nära hotad (NT) vilket innebär att Sverige har ett internationellt ansvar för arten (IUCN, 2025; SLU Artdatabanken, 2026; Nitare, 2006).</w:t>
       </w:r>
     </w:p>
     <w:p>
@@ -204,26 +166,6 @@
         <w:rPr>
           <w:b/>
         </w:rPr>
-        <w:t>Fläckporing (VU)</w:t>
-      </w:r>
-      <w:r>
-        <w:t xml:space="preserve"> är en mycket bra signalart som visar på tallnaturskogar med höga naturvärden. Den är placerad högst upp i Skogsstyrelsens värdepyramid för bedömning av skog med höga naturvärden och indikerar områden som är mer eller mindre opåverkade av skogsbruk och där det funnits en kontinuitet av tallågor i olika nedbrytningsstadier. För att på lång sikt bibehålla livskraftiga populationer i ett område behövs troligen större skyddade områden som tillåter att man upprätthåller en naturlig branddynamik. Fläckporing är typisk art för </w:t>
-      </w:r>
-      <w:r>
-        <w:rPr>
-          <w:i/>
-        </w:rPr>
-        <w:t>9010 Taiga</w:t>
-      </w:r>
-      <w:r>
-        <w:t xml:space="preserve"> (SLU Artdatabanken, 2024; Nitare &amp; Skogsstyrelsen, 2019).</w:t>
-      </w:r>
-    </w:p>
-    <w:p>
-      <w:r>
-        <w:rPr>
-          <w:b/>
-        </w:rPr>
         <w:t xml:space="preserve">Skarp dropptaggsvamp (NT) </w:t>
       </w:r>
       <w:r>
@@ -235,10 +177,50 @@
         <w:rPr>
           <w:b/>
         </w:rPr>
-        <w:t xml:space="preserve">Skrovlig taggsvamp (VU) </w:t>
+        <w:t>Tretåig hackspett (NT, §4)</w:t>
       </w:r>
       <w:r>
-        <w:t>bildar mykorrhiza med tall i äldre tallskog, framför allt på tallhed. Den växer huvudsakligen i äldre barrskog som hotas av slutavverkning. Genom att äldre barrskogar och naturskogar blir allt sällsyntare, missgynnas arten av skogsbruk. Arten ingår i ett åtgärdsprogram för hotade arter (ÅGP) och en långsiktig tillgång till svampens värdträd behöver säkras genom att växtplatserna undantas från avverkning. Skrovlig taggsvamp är globalt rödlistad som nära hotad (NT) vilket innebär att Sverige har ett internationellt ansvar för arten (IUCN, 2025; SLU Artdatabanken, 2026; Nitare, 2006).</w:t>
+        <w:t xml:space="preserve"> är rödlistad som nära hotad och ingår i bilaga 1 i EU:s fågeldirektiv. Tretåig hackspett är för sin överlevnad beroende av kontinuerlig tillförsel av äldre döende och död ved, som sker genom naturliga självgallringsprocesser i äldre grannaturskogar och barrblandade naturskogar. Om en skog genom skogsbruk gallras eller glesas ur så upphör och uteblir i stort sett den naturliga självgallringsprocessen för mycket lång tid framöver vilket omöjliggör upprätthållandet av den kontinuerliga ekologiska funktionen i ett område. Det finns studier som visar att naturskogens självgallringsprocess som den tretåiga hackspetten är beroende av, inte kan ersättas med efterlämnad hänsyn i skogsbruket (Imbeau &amp; Desrochers, 2002). Storleken på häckningsreviret varierar med skogstypen, förekomsten av död ved och graden av fragmentering, men är i allmänhet i storleksordningen 25–100 hektar. Vintertid krävs ofta betydligt större områden och det finns studier som antyder att arten behöver minst 100 hektar äldre skog. I områden med låg bonitet kan det behövas över 200 hektar lämpligt habitat för att ett par ska kunna reproducera sig. Områden med dokumenterad permanent förekomst i naturskogsmiljöer har vanligen så stora naturvärden att skogsbruk är olämpligt. Tretåig hackspett är typisk art för </w:t>
+      </w:r>
+      <w:r>
+        <w:rPr>
+          <w:i/>
+        </w:rPr>
+        <w:t xml:space="preserve">9010 Taiga, 9740 Skogsbevuxen myr, 9030 Landhöjningsskog </w:t>
+      </w:r>
+      <w:r>
+        <w:t xml:space="preserve">och </w:t>
+      </w:r>
+      <w:r>
+        <w:rPr>
+          <w:i/>
+        </w:rPr>
+        <w:t>9040 Fjällbjörkskog</w:t>
+      </w:r>
+      <w:r>
+        <w:t xml:space="preserve"> (Skogsstyrelsen, 2016; SLU Artdatabanken, 2024).</w:t>
+      </w:r>
+    </w:p>
+    <w:p>
+      <w:pPr>
+        <w:pStyle w:val="Heading1"/>
+      </w:pPr>
+      <w:r>
+        <w:t>EU:s fågeldirektiv</w:t>
+      </w:r>
+    </w:p>
+    <w:p>
+      <w:r>
+        <w:t xml:space="preserve">Europeiska unionens medlemsländer är skyldiga att agera i enlighet med EU:s fågeldirektiv där det uttryckligen står att direktivet gäller för fåglar samt för deras ägg, bon och </w:t>
+      </w:r>
+      <w:r>
+        <w:rPr>
+          <w:b/>
+        </w:rPr>
+        <w:t xml:space="preserve">livsmiljöer </w:t>
+      </w:r>
+      <w:r>
+        <w:t>(artikel 1). Vidare att de åtgärder som vidtas inte får leda till en försämring av den nuvarande situationen beträffande bevarandet av de fågelarter som avses i artikel 1 (artikel 13). Fågeldirektivet är styrande för tillsynsansvariga myndigheters ärendehantering, ställningstaganden och beslutsfattande.</w:t>
       </w:r>
     </w:p>
     <w:p>
@@ -583,7 +565,7 @@
     <w:r>
       <w:tab/>
       <w:tab/>
-      <w:t>2026-06-20</w:t>
+      <w:t>2026-06-21</w:t>
       <w:br/>
       <w:br/>
     </w:r>

--- a/tillsyn/A 62060-2025 tillsynsbegäran.docx
+++ b/tillsyn/A 62060-2025 tillsynsbegäran.docx
@@ -565,7 +565,7 @@
     <w:r>
       <w:tab/>
       <w:tab/>
-      <w:t>2026-06-21</w:t>
+      <w:t>2026-06-22</w:t>
       <w:br/>
       <w:br/>
     </w:r>

--- a/tillsyn/A 62060-2025 tillsynsbegäran.docx
+++ b/tillsyn/A 62060-2025 tillsynsbegäran.docx
@@ -565,7 +565,7 @@
     <w:r>
       <w:tab/>
       <w:tab/>
-      <w:t>2026-06-22</w:t>
+      <w:t>2026-06-23</w:t>
       <w:br/>
       <w:br/>
     </w:r>

--- a/tillsyn/A 62060-2025 tillsynsbegäran.docx
+++ b/tillsyn/A 62060-2025 tillsynsbegäran.docx
@@ -565,7 +565,7 @@
     <w:r>
       <w:tab/>
       <w:tab/>
-      <w:t>2026-06-23</w:t>
+      <w:t>2026-06-24</w:t>
       <w:br/>
       <w:br/>
     </w:r>

--- a/tillsyn/A 62060-2025 tillsynsbegäran.docx
+++ b/tillsyn/A 62060-2025 tillsynsbegäran.docx
@@ -565,7 +565,7 @@
     <w:r>
       <w:tab/>
       <w:tab/>
-      <w:t>2026-06-24</w:t>
+      <w:t>2026-06-25</w:t>
       <w:br/>
       <w:br/>
     </w:r>

--- a/tillsyn/A 62060-2025 tillsynsbegäran.docx
+++ b/tillsyn/A 62060-2025 tillsynsbegäran.docx
@@ -565,7 +565,7 @@
     <w:r>
       <w:tab/>
       <w:tab/>
-      <w:t>2026-06-25</w:t>
+      <w:t>2026-06-26</w:t>
       <w:br/>
       <w:br/>
     </w:r>

--- a/tillsyn/A 62060-2025 tillsynsbegäran.docx
+++ b/tillsyn/A 62060-2025 tillsynsbegäran.docx
@@ -565,7 +565,7 @@
     <w:r>
       <w:tab/>
       <w:tab/>
-      <w:t>2026-06-26</w:t>
+      <w:t>2026-06-27</w:t>
       <w:br/>
       <w:br/>
     </w:r>

--- a/tillsyn/A 62060-2025 tillsynsbegäran.docx
+++ b/tillsyn/A 62060-2025 tillsynsbegäran.docx
@@ -565,7 +565,7 @@
     <w:r>
       <w:tab/>
       <w:tab/>
-      <w:t>2026-06-27</w:t>
+      <w:t>2026-06-28</w:t>
       <w:br/>
       <w:br/>
     </w:r>

--- a/tillsyn/A 62060-2025 tillsynsbegäran.docx
+++ b/tillsyn/A 62060-2025 tillsynsbegäran.docx
@@ -565,7 +565,7 @@
     <w:r>
       <w:tab/>
       <w:tab/>
-      <w:t>2026-06-28</w:t>
+      <w:t>2026-06-29</w:t>
       <w:br/>
       <w:br/>
     </w:r>

--- a/tillsyn/A 62060-2025 tillsynsbegäran.docx
+++ b/tillsyn/A 62060-2025 tillsynsbegäran.docx
@@ -565,7 +565,7 @@
     <w:r>
       <w:tab/>
       <w:tab/>
-      <w:t>2026-06-29</w:t>
+      <w:t>2026-06-30</w:t>
       <w:br/>
       <w:br/>
     </w:r>

--- a/tillsyn/A 62060-2025 tillsynsbegäran.docx
+++ b/tillsyn/A 62060-2025 tillsynsbegäran.docx
@@ -565,7 +565,7 @@
     <w:r>
       <w:tab/>
       <w:tab/>
-      <w:t>2026-06-30</w:t>
+      <w:t>2026-07-01</w:t>
       <w:br/>
       <w:br/>
     </w:r>

--- a/tillsyn/A 62060-2025 tillsynsbegäran.docx
+++ b/tillsyn/A 62060-2025 tillsynsbegäran.docx
@@ -565,7 +565,7 @@
     <w:r>
       <w:tab/>
       <w:tab/>
-      <w:t>2026-07-01</w:t>
+      <w:t>2026-07-02</w:t>
       <w:br/>
       <w:br/>
     </w:r>

--- a/tillsyn/A 62060-2025 tillsynsbegäran.docx
+++ b/tillsyn/A 62060-2025 tillsynsbegäran.docx
@@ -565,7 +565,7 @@
     <w:r>
       <w:tab/>
       <w:tab/>
-      <w:t>2026-07-13</w:t>
+      <w:t>2026-07-14</w:t>
       <w:br/>
       <w:br/>
     </w:r>

--- a/tillsyn/A 62060-2025 tillsynsbegäran.docx
+++ b/tillsyn/A 62060-2025 tillsynsbegäran.docx
@@ -565,7 +565,7 @@
     <w:r>
       <w:tab/>
       <w:tab/>
-      <w:t>2026-07-14</w:t>
+      <w:t>2026-07-15</w:t>
       <w:br/>
       <w:br/>
     </w:r>

--- a/tillsyn/A 62060-2025 tillsynsbegäran.docx
+++ b/tillsyn/A 62060-2025 tillsynsbegäran.docx
@@ -565,7 +565,7 @@
     <w:r>
       <w:tab/>
       <w:tab/>
-      <w:t>2026-07-15</w:t>
+      <w:t>2026-07-16</w:t>
       <w:br/>
       <w:br/>
     </w:r>

--- a/tillsyn/A 62060-2025 tillsynsbegäran.docx
+++ b/tillsyn/A 62060-2025 tillsynsbegäran.docx
@@ -565,7 +565,7 @@
     <w:r>
       <w:tab/>
       <w:tab/>
-      <w:t>2026-07-16</w:t>
+      <w:t>2026-07-17</w:t>
       <w:br/>
       <w:br/>
     </w:r>

--- a/tillsyn/A 62060-2025 tillsynsbegäran.docx
+++ b/tillsyn/A 62060-2025 tillsynsbegäran.docx
@@ -565,7 +565,7 @@
     <w:r>
       <w:tab/>
       <w:tab/>
-      <w:t>2026-07-17</w:t>
+      <w:t>2026-07-18</w:t>
       <w:br/>
       <w:br/>
     </w:r>

--- a/tillsyn/A 62060-2025 tillsynsbegäran.docx
+++ b/tillsyn/A 62060-2025 tillsynsbegäran.docx
@@ -565,7 +565,7 @@
     <w:r>
       <w:tab/>
       <w:tab/>
-      <w:t>2026-07-18</w:t>
+      <w:t>2026-07-19</w:t>
       <w:br/>
       <w:br/>
     </w:r>

--- a/tillsyn/A 62060-2025 tillsynsbegäran.docx
+++ b/tillsyn/A 62060-2025 tillsynsbegäran.docx
@@ -565,7 +565,7 @@
     <w:r>
       <w:tab/>
       <w:tab/>
-      <w:t>2026-07-19</w:t>
+      <w:t>2026-07-20</w:t>
       <w:br/>
       <w:br/>
     </w:r>

--- a/tillsyn/A 62060-2025 tillsynsbegäran.docx
+++ b/tillsyn/A 62060-2025 tillsynsbegäran.docx
@@ -565,7 +565,7 @@
     <w:r>
       <w:tab/>
       <w:tab/>
-      <w:t>2026-07-20</w:t>
+      <w:t>2026-07-21</w:t>
       <w:br/>
       <w:br/>
     </w:r>

--- a/tillsyn/A 62060-2025 tillsynsbegäran.docx
+++ b/tillsyn/A 62060-2025 tillsynsbegäran.docx
@@ -565,7 +565,7 @@
     <w:r>
       <w:tab/>
       <w:tab/>
-      <w:t>2026-07-21</w:t>
+      <w:t>2026-07-22</w:t>
       <w:br/>
       <w:br/>
     </w:r>

--- a/tillsyn/A 62060-2025 tillsynsbegäran.docx
+++ b/tillsyn/A 62060-2025 tillsynsbegäran.docx
@@ -565,7 +565,7 @@
     <w:r>
       <w:tab/>
       <w:tab/>
-      <w:t>2026-07-22</w:t>
+      <w:t>2026-07-23</w:t>
       <w:br/>
       <w:br/>
     </w:r>

--- a/tillsyn/A 62060-2025 tillsynsbegäran.docx
+++ b/tillsyn/A 62060-2025 tillsynsbegäran.docx
@@ -565,7 +565,7 @@
     <w:r>
       <w:tab/>
       <w:tab/>
-      <w:t>2026-07-23</w:t>
+      <w:t>2026-07-24</w:t>
       <w:br/>
       <w:br/>
     </w:r>

--- a/tillsyn/A 62060-2025 tillsynsbegäran.docx
+++ b/tillsyn/A 62060-2025 tillsynsbegäran.docx
@@ -565,7 +565,7 @@
     <w:r>
       <w:tab/>
       <w:tab/>
-      <w:t>2026-07-24</w:t>
+      <w:t>2026-07-25</w:t>
       <w:br/>
       <w:br/>
     </w:r>

--- a/tillsyn/A 62060-2025 tillsynsbegäran.docx
+++ b/tillsyn/A 62060-2025 tillsynsbegäran.docx
@@ -565,7 +565,7 @@
     <w:r>
       <w:tab/>
       <w:tab/>
-      <w:t>2026-07-25</w:t>
+      <w:t>2026-07-26</w:t>
       <w:br/>
       <w:br/>
     </w:r>

--- a/tillsyn/A 62060-2025 tillsynsbegäran.docx
+++ b/tillsyn/A 62060-2025 tillsynsbegäran.docx
@@ -565,7 +565,7 @@
     <w:r>
       <w:tab/>
       <w:tab/>
-      <w:t>2026-07-26</w:t>
+      <w:t>2026-07-27</w:t>
       <w:br/>
       <w:br/>
     </w:r>

--- a/tillsyn/A 62060-2025 tillsynsbegäran.docx
+++ b/tillsyn/A 62060-2025 tillsynsbegäran.docx
@@ -565,7 +565,7 @@
     <w:r>
       <w:tab/>
       <w:tab/>
-      <w:t>2026-07-27</w:t>
+      <w:t>2026-07-28</w:t>
       <w:br/>
       <w:br/>
     </w:r>

--- a/tillsyn/A 62060-2025 tillsynsbegäran.docx
+++ b/tillsyn/A 62060-2025 tillsynsbegäran.docx
@@ -565,7 +565,7 @@
     <w:r>
       <w:tab/>
       <w:tab/>
-      <w:t>2026-07-28</w:t>
+      <w:t>2026-07-29</w:t>
       <w:br/>
       <w:br/>
     </w:r>

--- a/tillsyn/A 62060-2025 tillsynsbegäran.docx
+++ b/tillsyn/A 62060-2025 tillsynsbegäran.docx
@@ -565,7 +565,7 @@
     <w:r>
       <w:tab/>
       <w:tab/>
-      <w:t>2026-07-29</w:t>
+      <w:t>2026-07-30</w:t>
       <w:br/>
       <w:br/>
     </w:r>

--- a/tillsyn/A 62060-2025 tillsynsbegäran.docx
+++ b/tillsyn/A 62060-2025 tillsynsbegäran.docx
@@ -565,7 +565,7 @@
     <w:r>
       <w:tab/>
       <w:tab/>
-      <w:t>2026-07-30</w:t>
+      <w:t>2026-07-31</w:t>
       <w:br/>
       <w:br/>
     </w:r>

--- a/tillsyn/A 62060-2025 tillsynsbegäran.docx
+++ b/tillsyn/A 62060-2025 tillsynsbegäran.docx
@@ -565,7 +565,7 @@
     <w:r>
       <w:tab/>
       <w:tab/>
-      <w:t>2026-07-31</w:t>
+      <w:t>2026-08-01</w:t>
       <w:br/>
       <w:br/>
     </w:r>

--- a/tillsyn/A 62060-2025 tillsynsbegäran.docx
+++ b/tillsyn/A 62060-2025 tillsynsbegäran.docx
@@ -565,7 +565,7 @@
     <w:r>
       <w:tab/>
       <w:tab/>
-      <w:t>2026-08-01</w:t>
+      <w:t>2026-08-02</w:t>
       <w:br/>
       <w:br/>
     </w:r>

--- a/tillsyn/A 62060-2025 tillsynsbegäran.docx
+++ b/tillsyn/A 62060-2025 tillsynsbegäran.docx
@@ -565,7 +565,7 @@
     <w:r>
       <w:tab/>
       <w:tab/>
-      <w:t>2026-08-02</w:t>
+      <w:t>2026-08-03</w:t>
       <w:br/>
       <w:br/>
     </w:r>

--- a/tillsyn/A 62060-2025 tillsynsbegäran.docx
+++ b/tillsyn/A 62060-2025 tillsynsbegäran.docx
@@ -565,7 +565,7 @@
     <w:r>
       <w:tab/>
       <w:tab/>
-      <w:t>2026-08-03</w:t>
+      <w:t>2026-08-05</w:t>
       <w:br/>
       <w:br/>
     </w:r>

--- a/tillsyn/A 62060-2025 tillsynsbegäran.docx
+++ b/tillsyn/A 62060-2025 tillsynsbegäran.docx
@@ -565,7 +565,7 @@
     <w:r>
       <w:tab/>
       <w:tab/>
-      <w:t>2026-08-05</w:t>
+      <w:t>2026-08-07</w:t>
       <w:br/>
       <w:br/>
     </w:r>

--- a/tillsyn/A 62060-2025 tillsynsbegäran.docx
+++ b/tillsyn/A 62060-2025 tillsynsbegäran.docx
@@ -565,7 +565,7 @@
     <w:r>
       <w:tab/>
       <w:tab/>
-      <w:t>2026-08-07</w:t>
+      <w:t>2026-08-08</w:t>
       <w:br/>
       <w:br/>
     </w:r>

--- a/tillsyn/A 62060-2025 tillsynsbegäran.docx
+++ b/tillsyn/A 62060-2025 tillsynsbegäran.docx
@@ -60,7 +60,7 @@
         <w:spacing w:after="240"/>
       </w:pPr>
       <w:r>
-        <w:t>Figur 1. Fyndplatser för naturvårdsarter i och inom 19 meter från avverkningsanmälan. Markörer utan svart kant är placerade på fyndplatsen. Markörer med svart kant är placerade vid sidan av fyndplatsen har ett svart streck som visar fyndplatsens exakta position. Kartans mittpunktskoordinat är N 7022154, E 516379 i SWEREF 99 TM.</w:t>
+        <w:t>Figur 1. Fyndplatser för naturvårdsarter i och inom 19 meter från avverkningsanmälan. Markörer utan svart kant är placerade på fyndplatsen. Markörer med svart kant är placerade vid sidan av fyndplatsen och har ett svart streck som visar fyndplatsens exakta position. Kartans mittpunktskoordinat är N 7022154, E 516379 i SWEREF 99 TM.</w:t>
       </w:r>
     </w:p>
     <w:p>
@@ -565,7 +565,7 @@
     <w:r>
       <w:tab/>
       <w:tab/>
-      <w:t>2026-08-14</w:t>
+      <w:t>2026-08-15</w:t>
       <w:br/>
       <w:br/>
     </w:r>

--- a/tillsyn/A 62060-2025 tillsynsbegäran.docx
+++ b/tillsyn/A 62060-2025 tillsynsbegäran.docx
@@ -565,7 +565,7 @@
     <w:r>
       <w:tab/>
       <w:tab/>
-      <w:t>2026-08-15</w:t>
+      <w:t>2026-08-16</w:t>
       <w:br/>
       <w:br/>
     </w:r>

--- a/tillsyn/A 62060-2025 tillsynsbegäran.docx
+++ b/tillsyn/A 62060-2025 tillsynsbegäran.docx
@@ -565,7 +565,7 @@
     <w:r>
       <w:tab/>
       <w:tab/>
-      <w:t>2026-08-16</w:t>
+      <w:t>2026-08-17</w:t>
       <w:br/>
       <w:br/>
     </w:r>

--- a/tillsyn/A 62060-2025 tillsynsbegäran.docx
+++ b/tillsyn/A 62060-2025 tillsynsbegäran.docx
@@ -565,7 +565,7 @@
     <w:r>
       <w:tab/>
       <w:tab/>
-      <w:t>2026-08-17</w:t>
+      <w:t>2026-08-18</w:t>
       <w:br/>
       <w:br/>
     </w:r>

--- a/tillsyn/A 62060-2025 tillsynsbegäran.docx
+++ b/tillsyn/A 62060-2025 tillsynsbegäran.docx
@@ -565,7 +565,7 @@
     <w:r>
       <w:tab/>
       <w:tab/>
-      <w:t>2026-08-18</w:t>
+      <w:t>2026-08-19</w:t>
       <w:br/>
       <w:br/>
     </w:r>

--- a/tillsyn/A 62060-2025 tillsynsbegäran.docx
+++ b/tillsyn/A 62060-2025 tillsynsbegäran.docx
@@ -565,7 +565,7 @@
     <w:r>
       <w:tab/>
       <w:tab/>
-      <w:t>2026-08-19</w:t>
+      <w:t>2026-08-20</w:t>
       <w:br/>
       <w:br/>
     </w:r>

--- a/tillsyn/A 62060-2025 tillsynsbegäran.docx
+++ b/tillsyn/A 62060-2025 tillsynsbegäran.docx
@@ -565,7 +565,7 @@
     <w:r>
       <w:tab/>
       <w:tab/>
-      <w:t>2026-08-20</w:t>
+      <w:t>2026-08-21</w:t>
       <w:br/>
       <w:br/>
     </w:r>

--- a/tillsyn/A 62060-2025 tillsynsbegäran.docx
+++ b/tillsyn/A 62060-2025 tillsynsbegäran.docx
@@ -565,7 +565,7 @@
     <w:r>
       <w:tab/>
       <w:tab/>
-      <w:t>2026-08-21</w:t>
+      <w:t>2026-08-22</w:t>
       <w:br/>
       <w:br/>
     </w:r>

--- a/tillsyn/A 62060-2025 tillsynsbegäran.docx
+++ b/tillsyn/A 62060-2025 tillsynsbegäran.docx
@@ -565,7 +565,7 @@
     <w:r>
       <w:tab/>
       <w:tab/>
-      <w:t>2026-08-22</w:t>
+      <w:t>2026-08-23</w:t>
       <w:br/>
       <w:br/>
     </w:r>

--- a/tillsyn/A 62060-2025 tillsynsbegäran.docx
+++ b/tillsyn/A 62060-2025 tillsynsbegäran.docx
@@ -565,7 +565,7 @@
     <w:r>
       <w:tab/>
       <w:tab/>
-      <w:t>2026-08-23</w:t>
+      <w:t>2026-08-24</w:t>
       <w:br/>
       <w:br/>
     </w:r>

--- a/tillsyn/A 62060-2025 tillsynsbegäran.docx
+++ b/tillsyn/A 62060-2025 tillsynsbegäran.docx
@@ -565,7 +565,7 @@
     <w:r>
       <w:tab/>
       <w:tab/>
-      <w:t>2026-08-24</w:t>
+      <w:t>2026-08-25</w:t>
       <w:br/>
       <w:br/>
     </w:r>

--- a/tillsyn/A 62060-2025 tillsynsbegäran.docx
+++ b/tillsyn/A 62060-2025 tillsynsbegäran.docx
@@ -565,7 +565,7 @@
     <w:r>
       <w:tab/>
       <w:tab/>
-      <w:t>2026-08-25</w:t>
+      <w:t>2026-08-26</w:t>
       <w:br/>
       <w:br/>
     </w:r>

--- a/tillsyn/A 62060-2025 tillsynsbegäran.docx
+++ b/tillsyn/A 62060-2025 tillsynsbegäran.docx
@@ -565,7 +565,7 @@
     <w:r>
       <w:tab/>
       <w:tab/>
-      <w:t>2026-08-26</w:t>
+      <w:t>2026-08-27</w:t>
       <w:br/>
       <w:br/>
     </w:r>

--- a/tillsyn/A 62060-2025 tillsynsbegäran.docx
+++ b/tillsyn/A 62060-2025 tillsynsbegäran.docx
@@ -565,7 +565,7 @@
     <w:r>
       <w:tab/>
       <w:tab/>
-      <w:t>2026-08-27</w:t>
+      <w:t>2026-08-28</w:t>
       <w:br/>
       <w:br/>
     </w:r>

--- a/tillsyn/A 62060-2025 tillsynsbegäran.docx
+++ b/tillsyn/A 62060-2025 tillsynsbegäran.docx
@@ -565,7 +565,7 @@
     <w:r>
       <w:tab/>
       <w:tab/>
-      <w:t>2026-08-28</w:t>
+      <w:t>2026-08-29</w:t>
       <w:br/>
       <w:br/>
     </w:r>

--- a/tillsyn/A 62060-2025 tillsynsbegäran.docx
+++ b/tillsyn/A 62060-2025 tillsynsbegäran.docx
@@ -565,7 +565,7 @@
     <w:r>
       <w:tab/>
       <w:tab/>
-      <w:t>2026-08-29</w:t>
+      <w:t>2026-08-31</w:t>
       <w:br/>
       <w:br/>
     </w:r>

--- a/tillsyn/A 62060-2025 tillsynsbegäran.docx
+++ b/tillsyn/A 62060-2025 tillsynsbegäran.docx
@@ -565,7 +565,7 @@
     <w:r>
       <w:tab/>
       <w:tab/>
-      <w:t>2026-08-31</w:t>
+      <w:t>2026-09-01</w:t>
       <w:br/>
       <w:br/>
     </w:r>

--- a/tillsyn/A 62060-2025 tillsynsbegäran.docx
+++ b/tillsyn/A 62060-2025 tillsynsbegäran.docx
@@ -565,7 +565,7 @@
     <w:r>
       <w:tab/>
       <w:tab/>
-      <w:t>2026-09-01</w:t>
+      <w:t>2026-09-02</w:t>
       <w:br/>
       <w:br/>
     </w:r>

--- a/tillsyn/A 62060-2025 tillsynsbegäran.docx
+++ b/tillsyn/A 62060-2025 tillsynsbegäran.docx
@@ -565,7 +565,7 @@
     <w:r>
       <w:tab/>
       <w:tab/>
-      <w:t>2026-09-02</w:t>
+      <w:t>2026-09-03</w:t>
       <w:br/>
       <w:br/>
     </w:r>

--- a/tillsyn/A 62060-2025 tillsynsbegäran.docx
+++ b/tillsyn/A 62060-2025 tillsynsbegäran.docx
@@ -565,7 +565,7 @@
     <w:r>
       <w:tab/>
       <w:tab/>
-      <w:t>2026-09-03</w:t>
+      <w:t>2026-09-04</w:t>
       <w:br/>
       <w:br/>
     </w:r>

--- a/tillsyn/A 62060-2025 tillsynsbegäran.docx
+++ b/tillsyn/A 62060-2025 tillsynsbegäran.docx
@@ -565,7 +565,7 @@
     <w:r>
       <w:tab/>
       <w:tab/>
-      <w:t>2026-09-04</w:t>
+      <w:t>2026-09-05</w:t>
       <w:br/>
       <w:br/>
     </w:r>

--- a/tillsyn/A 62060-2025 tillsynsbegäran.docx
+++ b/tillsyn/A 62060-2025 tillsynsbegäran.docx
@@ -565,7 +565,7 @@
     <w:r>
       <w:tab/>
       <w:tab/>
-      <w:t>2026-09-05</w:t>
+      <w:t>2026-09-06</w:t>
       <w:br/>
       <w:br/>
     </w:r>

--- a/tillsyn/A 62060-2025 tillsynsbegäran.docx
+++ b/tillsyn/A 62060-2025 tillsynsbegäran.docx
@@ -565,7 +565,7 @@
     <w:r>
       <w:tab/>
       <w:tab/>
-      <w:t>2026-09-06</w:t>
+      <w:t>2026-09-07</w:t>
       <w:br/>
       <w:br/>
     </w:r>

--- a/tillsyn/A 62060-2025 tillsynsbegäran.docx
+++ b/tillsyn/A 62060-2025 tillsynsbegäran.docx
@@ -565,7 +565,7 @@
     <w:r>
       <w:tab/>
       <w:tab/>
-      <w:t>2026-09-07</w:t>
+      <w:t>2026-09-08</w:t>
       <w:br/>
       <w:br/>
     </w:r>

--- a/tillsyn/A 62060-2025 tillsynsbegäran.docx
+++ b/tillsyn/A 62060-2025 tillsynsbegäran.docx
@@ -565,7 +565,7 @@
     <w:r>
       <w:tab/>
       <w:tab/>
-      <w:t>2026-09-08</w:t>
+      <w:t>2026-09-09</w:t>
       <w:br/>
       <w:br/>
     </w:r>

--- a/tillsyn/A 62060-2025 tillsynsbegäran.docx
+++ b/tillsyn/A 62060-2025 tillsynsbegäran.docx
@@ -565,7 +565,7 @@
     <w:r>
       <w:tab/>
       <w:tab/>
-      <w:t>2026-09-09</w:t>
+      <w:t>2026-09-10</w:t>
       <w:br/>
       <w:br/>
     </w:r>

--- a/tillsyn/A 62060-2025 tillsynsbegäran.docx
+++ b/tillsyn/A 62060-2025 tillsynsbegäran.docx
@@ -565,7 +565,7 @@
     <w:r>
       <w:tab/>
       <w:tab/>
-      <w:t>2026-09-10</w:t>
+      <w:t>2026-09-11</w:t>
       <w:br/>
       <w:br/>
     </w:r>

--- a/tillsyn/A 62060-2025 tillsynsbegäran.docx
+++ b/tillsyn/A 62060-2025 tillsynsbegäran.docx
@@ -565,7 +565,7 @@
     <w:r>
       <w:tab/>
       <w:tab/>
-      <w:t>2026-09-11</w:t>
+      <w:t>2026-09-12</w:t>
       <w:br/>
       <w:br/>
     </w:r>

--- a/tillsyn/A 62060-2025 tillsynsbegäran.docx
+++ b/tillsyn/A 62060-2025 tillsynsbegäran.docx
@@ -565,7 +565,7 @@
     <w:r>
       <w:tab/>
       <w:tab/>
-      <w:t>2026-09-12</w:t>
+      <w:t>2026-09-13</w:t>
       <w:br/>
       <w:br/>
     </w:r>
